--- a/forms/01_수술마취/마취동의서_한국동물병원협회.docx
+++ b/forms/01_수술마취/마취동의서_한국동물병원협회.docx
@@ -165,7 +165,7 @@
       </w:tblGrid>
       <w:tr>
         <w:trPr>
-          <w:trHeight w:val="392" w:hRule="exact"/>
+          <w:trHeight w:val="445" w:hRule="exact"/>
         </w:trPr>
         <w:tc>
           <w:tcPr>
@@ -326,7 +326,7 @@
       </w:tr>
       <w:tr>
         <w:trPr>
-          <w:trHeight w:val="392" w:hRule="exact"/>
+          <w:trHeight w:val="445" w:hRule="exact"/>
         </w:trPr>
         <w:tc>
           <w:tcPr>
@@ -403,7 +403,7 @@
       </w:tr>
       <w:tr>
         <w:trPr>
-          <w:trHeight w:val="392" w:hRule="exact"/>
+          <w:trHeight w:val="445" w:hRule="exact"/>
         </w:trPr>
         <w:tc>
           <w:tcPr>
@@ -564,7 +564,7 @@
       </w:tr>
       <w:tr>
         <w:trPr>
-          <w:trHeight w:val="392" w:hRule="exact"/>
+          <w:trHeight w:val="445" w:hRule="exact"/>
         </w:trPr>
         <w:tc>
           <w:tcPr>
@@ -699,7 +699,7 @@
       </w:tr>
       <w:tr>
         <w:trPr>
-          <w:trHeight w:val="392" w:hRule="exact"/>
+          <w:trHeight w:val="445" w:hRule="exact"/>
         </w:trPr>
         <w:tc>
           <w:tcPr>
@@ -776,11 +776,12 @@
       </w:tr>
       <w:tr>
         <w:trPr>
-          <w:trHeight w:val="392" w:hRule="exact"/>
+          <w:trHeight w:val="445" w:hRule="exact"/>
         </w:trPr>
         <w:tc>
           <w:tcPr>
             <w:tcW w:type="dxa" w:w="1588"/>
+            <w:vMerge w:val="restart"/>
             <w:tcBorders>
               <w:top w:val="single" w:color="BFBFBF" w:sz="4"/>
               <w:left w:val="single" w:color="BFBFBF" w:sz="4"/>
@@ -906,7 +907,7 @@
                 <w:sz w:val="17"/>
                 <w:szCs w:val="17"/>
               </w:rPr>
-              <w:t xml:space="preserve">면허번호</w:t>
+              <w:t xml:space="preserve">수의사 성명</w:t>
             </w:r>
           </w:p>
         </w:tc>
@@ -934,10 +935,87 @@
           </w:p>
         </w:tc>
       </w:tr>
+      <w:tr>
+        <w:trPr>
+          <w:trHeight w:val="445" w:hRule="exact"/>
+        </w:trPr>
+        <w:tc>
+          <w:tcPr>
+            <w:vMerge w:val="continue"/>
+            <w:tcBorders>
+              <w:top w:val="single" w:color="BFBFBF" w:sz="4"/>
+              <w:left w:val="single" w:color="BFBFBF" w:sz="4"/>
+              <w:bottom w:val="single" w:color="BFBFBF" w:sz="4"/>
+              <w:right w:val="single" w:color="BFBFBF" w:sz="4"/>
+            </w:tcBorders>
+          </w:tcPr>
+          <w:p/>
+        </w:tc>
+        <w:tc>
+          <w:tcPr>
+            <w:tcW w:type="dxa" w:w="1474"/>
+            <w:tcBorders>
+              <w:top w:val="single" w:color="BFBFBF" w:sz="4"/>
+              <w:left w:val="single" w:color="BFBFBF" w:sz="4"/>
+              <w:bottom w:val="single" w:color="BFBFBF" w:sz="4"/>
+              <w:right w:val="single" w:color="BFBFBF" w:sz="4"/>
+            </w:tcBorders>
+            <w:shd w:fill="EFEFEF" w:val="clear"/>
+            <w:tcMar>
+              <w:top w:type="dxa" w:w="20"/>
+              <w:left w:type="dxa" w:w="90"/>
+              <w:bottom w:type="dxa" w:w="20"/>
+              <w:right w:type="dxa" w:w="70"/>
+            </w:tcMar>
+            <w:vAlign w:val="center"/>
+          </w:tcPr>
+          <w:p>
+            <w:pPr>
+              <w:spacing w:after="0" w:before="0" w:line="238" w:lineRule="exact"/>
+            </w:pPr>
+            <w:r>
+              <w:rPr>
+                <w:rFonts w:ascii="Malgun Gothic" w:eastAsia="Malgun Gothic" w:hAnsi="Malgun Gothic"/>
+                <w:b/>
+                <w:bCs/>
+                <w:snapToGrid w:val="false"/>
+                <w:color w:val="333333"/>
+                <w:sz w:val="17"/>
+                <w:szCs w:val="17"/>
+              </w:rPr>
+              <w:t xml:space="preserve">면허번호</w:t>
+            </w:r>
+          </w:p>
+        </w:tc>
+        <w:tc>
+          <w:tcPr>
+            <w:tcW w:type="dxa" w:w="6916"/>
+            <w:gridSpan w:val="3"/>
+            <w:tcBorders>
+              <w:top w:val="single" w:color="BFBFBF" w:sz="4"/>
+              <w:left w:val="single" w:color="BFBFBF" w:sz="4"/>
+              <w:bottom w:val="single" w:color="BFBFBF" w:sz="4"/>
+              <w:right w:val="single" w:color="BFBFBF" w:sz="4"/>
+            </w:tcBorders>
+            <w:tcMar>
+              <w:top w:type="dxa" w:w="20"/>
+              <w:left w:type="dxa" w:w="90"/>
+              <w:bottom w:type="dxa" w:w="20"/>
+              <w:right w:type="dxa" w:w="70"/>
+            </w:tcMar>
+            <w:vAlign w:val="center"/>
+          </w:tcPr>
+          <w:p>
+            <w:pPr>
+              <w:spacing w:after="0" w:before="0" w:line="240" w:lineRule="exact"/>
+            </w:pPr>
+          </w:p>
+        </w:tc>
+      </w:tr>
     </w:tbl>
     <w:p>
       <w:pPr>
-        <w:spacing w:after="0" w:before="0" w:line="150" w:lineRule="exact"/>
+        <w:spacing w:after="0" w:before="0" w:line="100" w:lineRule="exact"/>
       </w:pPr>
     </w:p>
     <w:tbl>
@@ -958,7 +1036,7 @@
       </w:tblGrid>
       <w:tr>
         <w:trPr>
-          <w:trHeight w:val="1021" w:hRule="exact"/>
+          <w:trHeight w:val="1077" w:hRule="exact"/>
         </w:trPr>
         <w:tc>
           <w:tcPr>
@@ -1013,11 +1091,6 @@
           </w:p>
           <w:p>
             <w:pPr>
-              <w:spacing w:after="0" w:before="0" w:line="120" w:lineRule="exact"/>
-            </w:pPr>
-          </w:p>
-          <w:p>
-            <w:pPr>
               <w:spacing w:after="0" w:before="0" w:line="182" w:lineRule="exact"/>
               <w:jc w:val="center"/>
             </w:pPr>
@@ -1067,136 +1140,83 @@
             </w:tcMar>
             <w:vAlign w:val="center"/>
           </w:tcPr>
-          <w:tbl>
-            <w:tblPr>
-              <w:tblW w:type="dxa" w:w="7810"/>
-              <w:tblBorders>
-                <w:top w:val="single" w:color="auto" w:sz="4"/>
-                <w:left w:val="single" w:color="auto" w:sz="4"/>
-                <w:bottom w:val="single" w:color="auto" w:sz="4"/>
-                <w:right w:val="single" w:color="auto" w:sz="4"/>
-                <w:insideH w:val="single" w:color="auto" w:sz="4"/>
-                <w:insideV w:val="single" w:color="auto" w:sz="4"/>
-              </w:tblBorders>
-            </w:tblPr>
-            <w:tblGrid>
-              <w:gridCol w:w="5202"/>
-              <w:gridCol w:w="2608"/>
-            </w:tblGrid>
-            <w:tr>
-              <w:tc>
-                <w:tcPr>
-                  <w:tcW w:type="dxa" w:w="5202"/>
-                  <w:tcBorders>
-                    <w:top w:val="none" w:color="FFFFFF" w:sz="0"/>
-                    <w:left w:val="none" w:color="FFFFFF" w:sz="0"/>
-                    <w:bottom w:val="none" w:color="FFFFFF" w:sz="0"/>
-                    <w:right w:val="none" w:color="FFFFFF" w:sz="0"/>
-                  </w:tcBorders>
-                  <w:tcMar>
-                    <w:top w:type="dxa" w:w="0"/>
-                    <w:left w:type="dxa" w:w="0"/>
-                    <w:bottom w:type="dxa" w:w="0"/>
-                    <w:right w:type="dxa" w:w="0"/>
-                  </w:tcMar>
-                  <w:vAlign w:val="center"/>
-                </w:tcPr>
-                <w:p>
-                  <w:pPr>
-                    <w:spacing w:after="0" w:before="0" w:line="240" w:lineRule="exact"/>
-                  </w:pPr>
-                  <w:r>
-                    <w:rPr>
-                      <w:rFonts w:ascii="Malgun Gothic" w:eastAsia="Malgun Gothic" w:hAnsi="Malgun Gothic"/>
-                      <w:b w:val="false"/>
-                      <w:bCs w:val="false"/>
-                      <w:snapToGrid w:val="false"/>
-                      <w:color w:val="333333"/>
-                      <w:sz w:val="16"/>
-                      <w:szCs w:val="16"/>
-                    </w:rPr>
-                    <w:t xml:space="preserve">· 위 반려동물의 수술등중대진료를 위해 전신마취가 필요합니다.</w:t>
-                  </w:r>
-                </w:p>
-                <w:p>
-                  <w:pPr>
-                    <w:spacing w:after="0" w:before="0" w:line="240" w:lineRule="exact"/>
-                  </w:pPr>
-                  <w:r>
-                    <w:rPr>
-                      <w:rFonts w:ascii="Malgun Gothic" w:eastAsia="Malgun Gothic" w:hAnsi="Malgun Gothic"/>
-                      <w:b w:val="false"/>
-                      <w:bCs w:val="false"/>
-                      <w:snapToGrid w:val="false"/>
-                      <w:color w:val="333333"/>
-                      <w:sz w:val="16"/>
-                      <w:szCs w:val="16"/>
-                    </w:rPr>
-                    <w:t xml:space="preserve">· 마취 중 심정지가 발생할 경우 아래 처치에 동의합니다.</w:t>
-                  </w:r>
-                </w:p>
-              </w:tc>
-              <w:tc>
-                <w:tcPr>
-                  <w:tcW w:type="dxa" w:w="2608"/>
-                  <w:tcBorders>
-                    <w:top w:val="none" w:color="FFFFFF" w:sz="0"/>
-                    <w:left w:val="none" w:color="FFFFFF" w:sz="0"/>
-                    <w:bottom w:val="none" w:color="FFFFFF" w:sz="0"/>
-                    <w:right w:val="none" w:color="FFFFFF" w:sz="0"/>
-                  </w:tcBorders>
-                  <w:tcMar>
-                    <w:top w:type="dxa" w:w="0"/>
-                    <w:left w:type="dxa" w:w="0"/>
-                    <w:bottom w:type="dxa" w:w="0"/>
-                    <w:right w:type="dxa" w:w="0"/>
-                  </w:tcMar>
-                  <w:vAlign w:val="center"/>
-                </w:tcPr>
-                <w:p>
-                  <w:pPr>
-                    <w:spacing w:after="0" w:before="0" w:line="240" w:lineRule="exact"/>
-                  </w:pPr>
-                  <w:r>
-                    <w:rPr>
-                      <w:rFonts w:ascii="Malgun Gothic" w:eastAsia="Malgun Gothic" w:hAnsi="Malgun Gothic"/>
-                      <w:b w:val="false"/>
-                      <w:bCs w:val="false"/>
-                      <w:snapToGrid w:val="false"/>
-                      <w:color w:val="333333"/>
-                      <w:sz w:val="16"/>
-                      <w:szCs w:val="16"/>
-                    </w:rPr>
-                    <w:t xml:space="preserve">□ 심폐소생술 원함</w:t>
-                  </w:r>
-                </w:p>
-                <w:p>
-                  <w:pPr>
-                    <w:spacing w:after="0" w:before="0" w:line="240" w:lineRule="exact"/>
-                  </w:pPr>
-                  <w:r>
-                    <w:rPr>
-                      <w:rFonts w:ascii="Malgun Gothic" w:eastAsia="Malgun Gothic" w:hAnsi="Malgun Gothic"/>
-                      <w:b w:val="false"/>
-                      <w:bCs w:val="false"/>
-                      <w:snapToGrid w:val="false"/>
-                      <w:color w:val="333333"/>
-                      <w:sz w:val="16"/>
-                      <w:szCs w:val="16"/>
-                    </w:rPr>
-                    <w:t xml:space="preserve">□ 심폐소생술 원하지 않음</w:t>
-                  </w:r>
-                </w:p>
-              </w:tc>
-            </w:tr>
-          </w:tbl>
-          <w:p/>
+          <w:p>
+            <w:pPr>
+              <w:spacing w:after="0" w:before="0" w:line="240" w:lineRule="exact"/>
+              <w:ind w:left="176" w:hanging="176"/>
+            </w:pPr>
+            <w:r>
+              <w:rPr>
+                <w:rFonts w:ascii="Malgun Gothic" w:eastAsia="Malgun Gothic" w:hAnsi="Malgun Gothic"/>
+                <w:b w:val="false"/>
+                <w:bCs w:val="false"/>
+                <w:snapToGrid w:val="false"/>
+                <w:color w:val="333333"/>
+                <w:sz w:val="16"/>
+                <w:szCs w:val="16"/>
+              </w:rPr>
+              <w:t xml:space="preserve">· 위 반려동물의 수술등중대진료를 위해 전신마취가 필요합니다.</w:t>
+            </w:r>
+          </w:p>
+          <w:p>
+            <w:pPr>
+              <w:spacing w:after="0" w:before="0" w:line="240" w:lineRule="exact"/>
+              <w:ind w:left="176" w:hanging="176"/>
+            </w:pPr>
+            <w:r>
+              <w:rPr>
+                <w:rFonts w:ascii="Malgun Gothic" w:eastAsia="Malgun Gothic" w:hAnsi="Malgun Gothic"/>
+                <w:b w:val="false"/>
+                <w:bCs w:val="false"/>
+                <w:snapToGrid w:val="false"/>
+                <w:color w:val="333333"/>
+                <w:sz w:val="16"/>
+                <w:szCs w:val="16"/>
+              </w:rPr>
+              <w:t xml:space="preserve">· 마취 중 심정지가 발생할 경우 아래 처치에 동의합니다.</w:t>
+            </w:r>
+          </w:p>
+          <w:p>
+            <w:pPr>
+              <w:spacing w:after="0" w:before="0" w:line="112" w:lineRule="exact"/>
+            </w:pPr>
+            <w:r>
+              <w:rPr>
+                <w:rFonts w:ascii="Malgun Gothic" w:eastAsia="Malgun Gothic" w:hAnsi="Malgun Gothic"/>
+                <w:b w:val="false"/>
+                <w:bCs w:val="false"/>
+                <w:snapToGrid w:val="false"/>
+                <w:color w:val="333333"/>
+                <w:sz w:val="8"/>
+                <w:szCs w:val="8"/>
+              </w:rPr>
+              <w:t xml:space="preserve"/>
+            </w:r>
+          </w:p>
+          <w:p>
+            <w:pPr>
+              <w:spacing w:after="0" w:before="0" w:line="240" w:lineRule="exact"/>
+              <w:ind w:left="176" w:hanging="176"/>
+            </w:pPr>
+            <w:r>
+              <w:rPr>
+                <w:rFonts w:ascii="Malgun Gothic" w:eastAsia="Malgun Gothic" w:hAnsi="Malgun Gothic"/>
+                <w:b w:val="false"/>
+                <w:bCs w:val="false"/>
+                <w:snapToGrid w:val="false"/>
+                <w:color w:val="333333"/>
+                <w:sz w:val="16"/>
+                <w:szCs w:val="16"/>
+              </w:rPr>
+              <w:t xml:space="preserve">□ 심폐소생술 원함          □ 심폐소생술 원하지 않음</w:t>
+            </w:r>
+          </w:p>
         </w:tc>
       </w:tr>
     </w:tbl>
     <w:p>
       <w:pPr>
-        <w:spacing w:after="0" w:before="0" w:line="150" w:lineRule="exact"/>
+        <w:spacing w:after="0" w:before="0" w:line="100" w:lineRule="exact"/>
       </w:pPr>
     </w:p>
     <w:tbl>
@@ -1323,7 +1343,7 @@
             </w:tblGrid>
             <w:tr>
               <w:trPr>
-                <w:trHeight w:val="369" w:hRule="exact"/>
+                <w:trHeight w:val="408" w:hRule="exact"/>
               </w:trPr>
               <w:tc>
                 <w:tcPr>
@@ -1446,7 +1466,7 @@
             </w:tr>
             <w:tr>
               <w:trPr>
-                <w:trHeight w:val="369" w:hRule="exact"/>
+                <w:trHeight w:val="408" w:hRule="exact"/>
               </w:trPr>
               <w:tc>
                 <w:tcPr>
@@ -1704,7 +1724,7 @@
     </w:tbl>
     <w:p>
       <w:pPr>
-        <w:spacing w:after="0" w:before="0" w:line="150" w:lineRule="exact"/>
+        <w:spacing w:after="0" w:before="0" w:line="100" w:lineRule="exact"/>
       </w:pPr>
     </w:p>
     <w:tbl>
@@ -1725,7 +1745,7 @@
       </w:tblGrid>
       <w:tr>
         <w:trPr>
-          <w:trHeight w:val="2552" w:hRule="exact"/>
+          <w:trHeight w:val="2466" w:hRule="exact"/>
         </w:trPr>
         <w:tc>
           <w:tcPr>
@@ -2083,7 +2103,7 @@
           </w:p>
           <w:tbl>
             <w:tblPr>
-              <w:tblW w:type="dxa" w:w="6109"/>
+              <w:tblW w:type="dxa" w:w="7810"/>
               <w:tblBorders>
                 <w:top w:val="single" w:color="auto" w:sz="4"/>
                 <w:left w:val="single" w:color="auto" w:sz="4"/>
@@ -2094,17 +2114,18 @@
               </w:tblBorders>
             </w:tblPr>
             <w:tblGrid>
-              <w:gridCol w:w="916"/>
-              <w:gridCol w:w="4216"/>
-              <w:gridCol w:w="977"/>
+              <w:gridCol w:w="586"/>
+              <w:gridCol w:w="820"/>
+              <w:gridCol w:w="5467"/>
+              <w:gridCol w:w="937"/>
             </w:tblGrid>
             <w:tr>
               <w:trPr>
-                <w:trHeight w:val="284" w:hRule="exact"/>
+                <w:trHeight w:val="272" w:hRule="exact"/>
               </w:trPr>
               <w:tc>
                 <w:tcPr>
-                  <w:tcW w:type="dxa" w:w="916"/>
+                  <w:tcW w:type="dxa" w:w="586"/>
                   <w:tcBorders>
                     <w:top w:val="single" w:color="BFBFBF" w:sz="4"/>
                     <w:left w:val="single" w:color="BFBFBF" w:sz="4"/>
@@ -2122,7 +2143,7 @@
                 </w:tcPr>
                 <w:p>
                   <w:pPr>
-                    <w:spacing w:after="0" w:before="0" w:line="210" w:lineRule="exact"/>
+                    <w:spacing w:after="0" w:before="0" w:line="196" w:lineRule="exact"/>
                     <w:jc w:val="center"/>
                   </w:pPr>
                   <w:r>
@@ -2132,16 +2153,16 @@
                       <w:bCs/>
                       <w:snapToGrid w:val="false"/>
                       <w:color w:val="333333"/>
-                      <w:sz w:val="15"/>
-                      <w:szCs w:val="15"/>
+                      <w:sz w:val="14"/>
+                      <w:szCs w:val="14"/>
                     </w:rPr>
-                    <w:t xml:space="preserve">ASA 등급</w:t>
+                    <w:t xml:space="preserve">체크</w:t>
                   </w:r>
                 </w:p>
               </w:tc>
               <w:tc>
                 <w:tcPr>
-                  <w:tcW w:type="dxa" w:w="4216"/>
+                  <w:tcW w:type="dxa" w:w="820"/>
                   <w:tcBorders>
                     <w:top w:val="single" w:color="BFBFBF" w:sz="4"/>
                     <w:left w:val="single" w:color="BFBFBF" w:sz="4"/>
@@ -2159,7 +2180,7 @@
                 </w:tcPr>
                 <w:p>
                   <w:pPr>
-                    <w:spacing w:after="0" w:before="0" w:line="210" w:lineRule="exact"/>
+                    <w:spacing w:after="0" w:before="0" w:line="196" w:lineRule="exact"/>
                     <w:jc w:val="center"/>
                   </w:pPr>
                   <w:r>
@@ -2169,16 +2190,16 @@
                       <w:bCs/>
                       <w:snapToGrid w:val="false"/>
                       <w:color w:val="333333"/>
-                      <w:sz w:val="15"/>
-                      <w:szCs w:val="15"/>
+                      <w:sz w:val="14"/>
+                      <w:szCs w:val="14"/>
                     </w:rPr>
-                    <w:t xml:space="preserve">정 의</w:t>
+                    <w:t xml:space="preserve">ASA 등급</w:t>
                   </w:r>
                 </w:p>
               </w:tc>
               <w:tc>
                 <w:tcPr>
-                  <w:tcW w:type="dxa" w:w="977"/>
+                  <w:tcW w:type="dxa" w:w="5467"/>
                   <w:tcBorders>
                     <w:top w:val="single" w:color="BFBFBF" w:sz="4"/>
                     <w:left w:val="single" w:color="BFBFBF" w:sz="4"/>
@@ -2196,7 +2217,7 @@
                 </w:tcPr>
                 <w:p>
                   <w:pPr>
-                    <w:spacing w:after="0" w:before="0" w:line="210" w:lineRule="exact"/>
+                    <w:spacing w:after="0" w:before="0" w:line="196" w:lineRule="exact"/>
                     <w:jc w:val="center"/>
                   </w:pPr>
                   <w:r>
@@ -2206,27 +2227,23 @@
                       <w:bCs/>
                       <w:snapToGrid w:val="false"/>
                       <w:color w:val="333333"/>
-                      <w:sz w:val="15"/>
-                      <w:szCs w:val="15"/>
+                      <w:sz w:val="14"/>
+                      <w:szCs w:val="14"/>
                     </w:rPr>
-                    <w:t xml:space="preserve">사망률(%)</w:t>
+                    <w:t xml:space="preserve">정 의</w:t>
                   </w:r>
                 </w:p>
               </w:tc>
-            </w:tr>
-            <w:tr>
-              <w:trPr>
-                <w:trHeight w:val="284" w:hRule="exact"/>
-              </w:trPr>
-              <w:tc>
-                <w:tcPr>
-                  <w:tcW w:type="dxa" w:w="916"/>
+              <w:tc>
+                <w:tcPr>
+                  <w:tcW w:type="dxa" w:w="937"/>
                   <w:tcBorders>
                     <w:top w:val="single" w:color="BFBFBF" w:sz="4"/>
                     <w:left w:val="single" w:color="BFBFBF" w:sz="4"/>
                     <w:bottom w:val="single" w:color="BFBFBF" w:sz="4"/>
                     <w:right w:val="single" w:color="BFBFBF" w:sz="4"/>
                   </w:tcBorders>
+                  <w:shd w:fill="EFEFEF" w:val="clear"/>
                   <w:tcMar>
                     <w:top w:type="dxa" w:w="20"/>
                     <w:left w:type="dxa" w:w="90"/>
@@ -2237,7 +2254,48 @@
                 </w:tcPr>
                 <w:p>
                   <w:pPr>
-                    <w:spacing w:after="0" w:before="0" w:line="210" w:lineRule="exact"/>
+                    <w:spacing w:after="0" w:before="0" w:line="196" w:lineRule="exact"/>
+                    <w:jc w:val="center"/>
+                  </w:pPr>
+                  <w:r>
+                    <w:rPr>
+                      <w:rFonts w:ascii="Malgun Gothic" w:eastAsia="Malgun Gothic" w:hAnsi="Malgun Gothic"/>
+                      <w:b/>
+                      <w:bCs/>
+                      <w:snapToGrid w:val="false"/>
+                      <w:color w:val="333333"/>
+                      <w:sz w:val="14"/>
+                      <w:szCs w:val="14"/>
+                    </w:rPr>
+                    <w:t xml:space="preserve">사망률(%)</w:t>
+                  </w:r>
+                </w:p>
+              </w:tc>
+            </w:tr>
+            <w:tr>
+              <w:trPr>
+                <w:trHeight w:val="272" w:hRule="exact"/>
+              </w:trPr>
+              <w:tc>
+                <w:tcPr>
+                  <w:tcW w:type="dxa" w:w="586"/>
+                  <w:tcBorders>
+                    <w:top w:val="single" w:color="BFBFBF" w:sz="4"/>
+                    <w:left w:val="single" w:color="BFBFBF" w:sz="4"/>
+                    <w:bottom w:val="single" w:color="BFBFBF" w:sz="4"/>
+                    <w:right w:val="single" w:color="BFBFBF" w:sz="4"/>
+                  </w:tcBorders>
+                  <w:tcMar>
+                    <w:top w:type="dxa" w:w="20"/>
+                    <w:left w:type="dxa" w:w="90"/>
+                    <w:bottom w:type="dxa" w:w="20"/>
+                    <w:right w:type="dxa" w:w="70"/>
+                  </w:tcMar>
+                  <w:vAlign w:val="center"/>
+                </w:tcPr>
+                <w:p>
+                  <w:pPr>
+                    <w:spacing w:after="0" w:before="0" w:line="196" w:lineRule="exact"/>
                     <w:jc w:val="center"/>
                   </w:pPr>
                   <w:r>
@@ -2247,16 +2305,16 @@
                       <w:bCs w:val="false"/>
                       <w:snapToGrid w:val="false"/>
                       <w:color w:val="333333"/>
-                      <w:sz w:val="15"/>
-                      <w:szCs w:val="15"/>
+                      <w:sz w:val="14"/>
+                      <w:szCs w:val="14"/>
                     </w:rPr>
-                    <w:t xml:space="preserve">Ⅰ</w:t>
+                    <w:t xml:space="preserve">□</w:t>
                   </w:r>
                 </w:p>
               </w:tc>
               <w:tc>
                 <w:tcPr>
-                  <w:tcW w:type="dxa" w:w="4216"/>
+                  <w:tcW w:type="dxa" w:w="820"/>
                   <w:tcBorders>
                     <w:top w:val="single" w:color="BFBFBF" w:sz="4"/>
                     <w:left w:val="single" w:color="BFBFBF" w:sz="4"/>
@@ -2273,7 +2331,7 @@
                 </w:tcPr>
                 <w:p>
                   <w:pPr>
-                    <w:spacing w:after="0" w:before="0" w:line="210" w:lineRule="exact"/>
+                    <w:spacing w:after="0" w:before="0" w:line="196" w:lineRule="exact"/>
                     <w:jc w:val="center"/>
                   </w:pPr>
                   <w:r>
@@ -2283,16 +2341,16 @@
                       <w:bCs w:val="false"/>
                       <w:snapToGrid w:val="false"/>
                       <w:color w:val="333333"/>
-                      <w:sz w:val="15"/>
-                      <w:szCs w:val="15"/>
+                      <w:sz w:val="14"/>
+                      <w:szCs w:val="14"/>
                     </w:rPr>
-                    <w:t xml:space="preserve">정상적이고 건강한 개체</w:t>
+                    <w:t xml:space="preserve">Ⅰ</w:t>
                   </w:r>
                 </w:p>
               </w:tc>
               <w:tc>
                 <w:tcPr>
-                  <w:tcW w:type="dxa" w:w="977"/>
+                  <w:tcW w:type="dxa" w:w="5467"/>
                   <w:tcBorders>
                     <w:top w:val="single" w:color="BFBFBF" w:sz="4"/>
                     <w:left w:val="single" w:color="BFBFBF" w:sz="4"/>
@@ -2309,7 +2367,7 @@
                 </w:tcPr>
                 <w:p>
                   <w:pPr>
-                    <w:spacing w:after="0" w:before="0" w:line="210" w:lineRule="exact"/>
+                    <w:spacing w:after="0" w:before="0" w:line="196" w:lineRule="exact"/>
                     <w:jc w:val="center"/>
                   </w:pPr>
                   <w:r>
@@ -2319,21 +2377,16 @@
                       <w:bCs w:val="false"/>
                       <w:snapToGrid w:val="false"/>
                       <w:color w:val="333333"/>
-                      <w:sz w:val="15"/>
-                      <w:szCs w:val="15"/>
+                      <w:sz w:val="14"/>
+                      <w:szCs w:val="14"/>
                     </w:rPr>
-                    <w:t xml:space="preserve">0.1</w:t>
+                    <w:t xml:space="preserve">정상적이고 건강한 개체</w:t>
                   </w:r>
                 </w:p>
               </w:tc>
-            </w:tr>
-            <w:tr>
-              <w:trPr>
-                <w:trHeight w:val="284" w:hRule="exact"/>
-              </w:trPr>
-              <w:tc>
-                <w:tcPr>
-                  <w:tcW w:type="dxa" w:w="916"/>
+              <w:tc>
+                <w:tcPr>
+                  <w:tcW w:type="dxa" w:w="937"/>
                   <w:tcBorders>
                     <w:top w:val="single" w:color="BFBFBF" w:sz="4"/>
                     <w:left w:val="single" w:color="BFBFBF" w:sz="4"/>
@@ -2350,7 +2403,7 @@
                 </w:tcPr>
                 <w:p>
                   <w:pPr>
-                    <w:spacing w:after="0" w:before="0" w:line="210" w:lineRule="exact"/>
+                    <w:spacing w:after="0" w:before="0" w:line="196" w:lineRule="exact"/>
                     <w:jc w:val="center"/>
                   </w:pPr>
                   <w:r>
@@ -2360,16 +2413,21 @@
                       <w:bCs w:val="false"/>
                       <w:snapToGrid w:val="false"/>
                       <w:color w:val="333333"/>
-                      <w:sz w:val="15"/>
-                      <w:szCs w:val="15"/>
+                      <w:sz w:val="14"/>
+                      <w:szCs w:val="14"/>
                     </w:rPr>
-                    <w:t xml:space="preserve">Ⅱ</w:t>
+                    <w:t xml:space="preserve">0.1</w:t>
                   </w:r>
                 </w:p>
               </w:tc>
-              <w:tc>
-                <w:tcPr>
-                  <w:tcW w:type="dxa" w:w="4216"/>
+            </w:tr>
+            <w:tr>
+              <w:trPr>
+                <w:trHeight w:val="272" w:hRule="exact"/>
+              </w:trPr>
+              <w:tc>
+                <w:tcPr>
+                  <w:tcW w:type="dxa" w:w="586"/>
                   <w:tcBorders>
                     <w:top w:val="single" w:color="BFBFBF" w:sz="4"/>
                     <w:left w:val="single" w:color="BFBFBF" w:sz="4"/>
@@ -2386,7 +2444,7 @@
                 </w:tcPr>
                 <w:p>
                   <w:pPr>
-                    <w:spacing w:after="0" w:before="0" w:line="210" w:lineRule="exact"/>
+                    <w:spacing w:after="0" w:before="0" w:line="196" w:lineRule="exact"/>
                     <w:jc w:val="center"/>
                   </w:pPr>
                   <w:r>
@@ -2396,16 +2454,16 @@
                       <w:bCs w:val="false"/>
                       <w:snapToGrid w:val="false"/>
                       <w:color w:val="333333"/>
-                      <w:sz w:val="15"/>
-                      <w:szCs w:val="15"/>
+                      <w:sz w:val="14"/>
+                      <w:szCs w:val="14"/>
                     </w:rPr>
-                    <w:t xml:space="preserve">활동을 제한하지 않는 가벼운 전신적 질환</w:t>
+                    <w:t xml:space="preserve">□</w:t>
                   </w:r>
                 </w:p>
               </w:tc>
               <w:tc>
                 <w:tcPr>
-                  <w:tcW w:type="dxa" w:w="977"/>
+                  <w:tcW w:type="dxa" w:w="820"/>
                   <w:tcBorders>
                     <w:top w:val="single" w:color="BFBFBF" w:sz="4"/>
                     <w:left w:val="single" w:color="BFBFBF" w:sz="4"/>
@@ -2422,7 +2480,7 @@
                 </w:tcPr>
                 <w:p>
                   <w:pPr>
-                    <w:spacing w:after="0" w:before="0" w:line="210" w:lineRule="exact"/>
+                    <w:spacing w:after="0" w:before="0" w:line="196" w:lineRule="exact"/>
                     <w:jc w:val="center"/>
                   </w:pPr>
                   <w:r>
@@ -2432,21 +2490,16 @@
                       <w:bCs w:val="false"/>
                       <w:snapToGrid w:val="false"/>
                       <w:color w:val="333333"/>
-                      <w:sz w:val="15"/>
-                      <w:szCs w:val="15"/>
+                      <w:sz w:val="14"/>
+                      <w:szCs w:val="14"/>
                     </w:rPr>
-                    <w:t xml:space="preserve">1</w:t>
+                    <w:t xml:space="preserve">Ⅱ</w:t>
                   </w:r>
                 </w:p>
               </w:tc>
-            </w:tr>
-            <w:tr>
-              <w:trPr>
-                <w:trHeight w:val="284" w:hRule="exact"/>
-              </w:trPr>
-              <w:tc>
-                <w:tcPr>
-                  <w:tcW w:type="dxa" w:w="916"/>
+              <w:tc>
+                <w:tcPr>
+                  <w:tcW w:type="dxa" w:w="5467"/>
                   <w:tcBorders>
                     <w:top w:val="single" w:color="BFBFBF" w:sz="4"/>
                     <w:left w:val="single" w:color="BFBFBF" w:sz="4"/>
@@ -2463,7 +2516,7 @@
                 </w:tcPr>
                 <w:p>
                   <w:pPr>
-                    <w:spacing w:after="0" w:before="0" w:line="210" w:lineRule="exact"/>
+                    <w:spacing w:after="0" w:before="0" w:line="196" w:lineRule="exact"/>
                     <w:jc w:val="center"/>
                   </w:pPr>
                   <w:r>
@@ -2473,16 +2526,16 @@
                       <w:bCs w:val="false"/>
                       <w:snapToGrid w:val="false"/>
                       <w:color w:val="333333"/>
-                      <w:sz w:val="15"/>
-                      <w:szCs w:val="15"/>
+                      <w:sz w:val="14"/>
+                      <w:szCs w:val="14"/>
                     </w:rPr>
-                    <w:t xml:space="preserve">Ⅲ</w:t>
+                    <w:t xml:space="preserve">활동을 제한하지 않는 가벼운 전신적 질환</w:t>
                   </w:r>
                 </w:p>
               </w:tc>
               <w:tc>
                 <w:tcPr>
-                  <w:tcW w:type="dxa" w:w="4216"/>
+                  <w:tcW w:type="dxa" w:w="937"/>
                   <w:tcBorders>
                     <w:top w:val="single" w:color="BFBFBF" w:sz="4"/>
                     <w:left w:val="single" w:color="BFBFBF" w:sz="4"/>
@@ -2499,7 +2552,7 @@
                 </w:tcPr>
                 <w:p>
                   <w:pPr>
-                    <w:spacing w:after="0" w:before="0" w:line="210" w:lineRule="exact"/>
+                    <w:spacing w:after="0" w:before="0" w:line="196" w:lineRule="exact"/>
                     <w:jc w:val="center"/>
                   </w:pPr>
                   <w:r>
@@ -2509,16 +2562,21 @@
                       <w:bCs w:val="false"/>
                       <w:snapToGrid w:val="false"/>
                       <w:color w:val="333333"/>
-                      <w:sz w:val="15"/>
-                      <w:szCs w:val="15"/>
+                      <w:sz w:val="14"/>
+                      <w:szCs w:val="14"/>
                     </w:rPr>
-                    <w:t xml:space="preserve">활동이 가능한 중증의 전신적 질환</w:t>
+                    <w:t xml:space="preserve">1</w:t>
                   </w:r>
                 </w:p>
               </w:tc>
-              <w:tc>
-                <w:tcPr>
-                  <w:tcW w:type="dxa" w:w="977"/>
+            </w:tr>
+            <w:tr>
+              <w:trPr>
+                <w:trHeight w:val="272" w:hRule="exact"/>
+              </w:trPr>
+              <w:tc>
+                <w:tcPr>
+                  <w:tcW w:type="dxa" w:w="586"/>
                   <w:tcBorders>
                     <w:top w:val="single" w:color="BFBFBF" w:sz="4"/>
                     <w:left w:val="single" w:color="BFBFBF" w:sz="4"/>
@@ -2535,7 +2593,7 @@
                 </w:tcPr>
                 <w:p>
                   <w:pPr>
-                    <w:spacing w:after="0" w:before="0" w:line="210" w:lineRule="exact"/>
+                    <w:spacing w:after="0" w:before="0" w:line="196" w:lineRule="exact"/>
                     <w:jc w:val="center"/>
                   </w:pPr>
                   <w:r>
@@ -2545,21 +2603,16 @@
                       <w:bCs w:val="false"/>
                       <w:snapToGrid w:val="false"/>
                       <w:color w:val="333333"/>
-                      <w:sz w:val="15"/>
-                      <w:szCs w:val="15"/>
+                      <w:sz w:val="14"/>
+                      <w:szCs w:val="14"/>
                     </w:rPr>
-                    <w:t xml:space="preserve">10</w:t>
+                    <w:t xml:space="preserve">□</w:t>
                   </w:r>
                 </w:p>
               </w:tc>
-            </w:tr>
-            <w:tr>
-              <w:trPr>
-                <w:trHeight w:val="284" w:hRule="exact"/>
-              </w:trPr>
-              <w:tc>
-                <w:tcPr>
-                  <w:tcW w:type="dxa" w:w="916"/>
+              <w:tc>
+                <w:tcPr>
+                  <w:tcW w:type="dxa" w:w="820"/>
                   <w:tcBorders>
                     <w:top w:val="single" w:color="BFBFBF" w:sz="4"/>
                     <w:left w:val="single" w:color="BFBFBF" w:sz="4"/>
@@ -2576,7 +2629,7 @@
                 </w:tcPr>
                 <w:p>
                   <w:pPr>
-                    <w:spacing w:after="0" w:before="0" w:line="210" w:lineRule="exact"/>
+                    <w:spacing w:after="0" w:before="0" w:line="196" w:lineRule="exact"/>
                     <w:jc w:val="center"/>
                   </w:pPr>
                   <w:r>
@@ -2586,16 +2639,16 @@
                       <w:bCs w:val="false"/>
                       <w:snapToGrid w:val="false"/>
                       <w:color w:val="333333"/>
-                      <w:sz w:val="15"/>
-                      <w:szCs w:val="15"/>
+                      <w:sz w:val="14"/>
+                      <w:szCs w:val="14"/>
                     </w:rPr>
-                    <w:t xml:space="preserve">Ⅳ</w:t>
+                    <w:t xml:space="preserve">Ⅲ</w:t>
                   </w:r>
                 </w:p>
               </w:tc>
               <w:tc>
                 <w:tcPr>
-                  <w:tcW w:type="dxa" w:w="4216"/>
+                  <w:tcW w:type="dxa" w:w="5467"/>
                   <w:tcBorders>
                     <w:top w:val="single" w:color="BFBFBF" w:sz="4"/>
                     <w:left w:val="single" w:color="BFBFBF" w:sz="4"/>
@@ -2612,7 +2665,7 @@
                 </w:tcPr>
                 <w:p>
                   <w:pPr>
-                    <w:spacing w:after="0" w:before="0" w:line="210" w:lineRule="exact"/>
+                    <w:spacing w:after="0" w:before="0" w:line="196" w:lineRule="exact"/>
                     <w:jc w:val="center"/>
                   </w:pPr>
                   <w:r>
@@ -2622,16 +2675,16 @@
                       <w:bCs w:val="false"/>
                       <w:snapToGrid w:val="false"/>
                       <w:color w:val="333333"/>
-                      <w:sz w:val="15"/>
-                      <w:szCs w:val="15"/>
+                      <w:sz w:val="14"/>
+                      <w:szCs w:val="14"/>
                     </w:rPr>
-                    <w:t xml:space="preserve">지속적으로 생명을 위협하며, 활동이 불가능한 전신적 질환</w:t>
+                    <w:t xml:space="preserve">활동이 가능한 중증의 전신적 질환</w:t>
                   </w:r>
                 </w:p>
               </w:tc>
               <w:tc>
                 <w:tcPr>
-                  <w:tcW w:type="dxa" w:w="977"/>
+                  <w:tcW w:type="dxa" w:w="937"/>
                   <w:tcBorders>
                     <w:top w:val="single" w:color="BFBFBF" w:sz="4"/>
                     <w:left w:val="single" w:color="BFBFBF" w:sz="4"/>
@@ -2648,7 +2701,7 @@
                 </w:tcPr>
                 <w:p>
                   <w:pPr>
-                    <w:spacing w:after="0" w:before="0" w:line="210" w:lineRule="exact"/>
+                    <w:spacing w:after="0" w:before="0" w:line="196" w:lineRule="exact"/>
                     <w:jc w:val="center"/>
                   </w:pPr>
                   <w:r>
@@ -2658,21 +2711,21 @@
                       <w:bCs w:val="false"/>
                       <w:snapToGrid w:val="false"/>
                       <w:color w:val="333333"/>
-                      <w:sz w:val="15"/>
-                      <w:szCs w:val="15"/>
+                      <w:sz w:val="14"/>
+                      <w:szCs w:val="14"/>
                     </w:rPr>
-                    <w:t xml:space="preserve">30</w:t>
+                    <w:t xml:space="preserve">10</w:t>
                   </w:r>
                 </w:p>
               </w:tc>
             </w:tr>
             <w:tr>
               <w:trPr>
-                <w:trHeight w:val="284" w:hRule="exact"/>
+                <w:trHeight w:val="272" w:hRule="exact"/>
               </w:trPr>
               <w:tc>
                 <w:tcPr>
-                  <w:tcW w:type="dxa" w:w="916"/>
+                  <w:tcW w:type="dxa" w:w="586"/>
                   <w:tcBorders>
                     <w:top w:val="single" w:color="BFBFBF" w:sz="4"/>
                     <w:left w:val="single" w:color="BFBFBF" w:sz="4"/>
@@ -2689,7 +2742,7 @@
                 </w:tcPr>
                 <w:p>
                   <w:pPr>
-                    <w:spacing w:after="0" w:before="0" w:line="210" w:lineRule="exact"/>
+                    <w:spacing w:after="0" w:before="0" w:line="196" w:lineRule="exact"/>
                     <w:jc w:val="center"/>
                   </w:pPr>
                   <w:r>
@@ -2699,16 +2752,16 @@
                       <w:bCs w:val="false"/>
                       <w:snapToGrid w:val="false"/>
                       <w:color w:val="333333"/>
-                      <w:sz w:val="15"/>
-                      <w:szCs w:val="15"/>
+                      <w:sz w:val="14"/>
+                      <w:szCs w:val="14"/>
                     </w:rPr>
-                    <w:t xml:space="preserve">Ⅴ</w:t>
+                    <w:t xml:space="preserve">□</w:t>
                   </w:r>
                 </w:p>
               </w:tc>
               <w:tc>
                 <w:tcPr>
-                  <w:tcW w:type="dxa" w:w="4216"/>
+                  <w:tcW w:type="dxa" w:w="820"/>
                   <w:tcBorders>
                     <w:top w:val="single" w:color="BFBFBF" w:sz="4"/>
                     <w:left w:val="single" w:color="BFBFBF" w:sz="4"/>
@@ -2725,7 +2778,7 @@
                 </w:tcPr>
                 <w:p>
                   <w:pPr>
-                    <w:spacing w:after="0" w:before="0" w:line="210" w:lineRule="exact"/>
+                    <w:spacing w:after="0" w:before="0" w:line="196" w:lineRule="exact"/>
                     <w:jc w:val="center"/>
                   </w:pPr>
                   <w:r>
@@ -2735,16 +2788,16 @@
                       <w:bCs w:val="false"/>
                       <w:snapToGrid w:val="false"/>
                       <w:color w:val="333333"/>
-                      <w:sz w:val="15"/>
-                      <w:szCs w:val="15"/>
+                      <w:sz w:val="14"/>
+                      <w:szCs w:val="14"/>
                     </w:rPr>
-                    <w:t xml:space="preserve">수술과 관계없이 24시간 이내에 사망할 수 있는 빈사 상태</w:t>
+                    <w:t xml:space="preserve">Ⅳ</w:t>
                   </w:r>
                 </w:p>
               </w:tc>
               <w:tc>
                 <w:tcPr>
-                  <w:tcW w:type="dxa" w:w="977"/>
+                  <w:tcW w:type="dxa" w:w="5467"/>
                   <w:tcBorders>
                     <w:top w:val="single" w:color="BFBFBF" w:sz="4"/>
                     <w:left w:val="single" w:color="BFBFBF" w:sz="4"/>
@@ -2761,7 +2814,7 @@
                 </w:tcPr>
                 <w:p>
                   <w:pPr>
-                    <w:spacing w:after="0" w:before="0" w:line="210" w:lineRule="exact"/>
+                    <w:spacing w:after="0" w:before="0" w:line="196" w:lineRule="exact"/>
                     <w:jc w:val="center"/>
                   </w:pPr>
                   <w:r>
@@ -2771,8 +2824,193 @@
                       <w:bCs w:val="false"/>
                       <w:snapToGrid w:val="false"/>
                       <w:color w:val="333333"/>
-                      <w:sz w:val="15"/>
-                      <w:szCs w:val="15"/>
+                      <w:sz w:val="14"/>
+                      <w:szCs w:val="14"/>
+                    </w:rPr>
+                    <w:t xml:space="preserve">지속적으로 생명을 위협하며, 활동이 불가능한 전신적 질환</w:t>
+                  </w:r>
+                </w:p>
+              </w:tc>
+              <w:tc>
+                <w:tcPr>
+                  <w:tcW w:type="dxa" w:w="937"/>
+                  <w:tcBorders>
+                    <w:top w:val="single" w:color="BFBFBF" w:sz="4"/>
+                    <w:left w:val="single" w:color="BFBFBF" w:sz="4"/>
+                    <w:bottom w:val="single" w:color="BFBFBF" w:sz="4"/>
+                    <w:right w:val="single" w:color="BFBFBF" w:sz="4"/>
+                  </w:tcBorders>
+                  <w:tcMar>
+                    <w:top w:type="dxa" w:w="20"/>
+                    <w:left w:type="dxa" w:w="90"/>
+                    <w:bottom w:type="dxa" w:w="20"/>
+                    <w:right w:type="dxa" w:w="70"/>
+                  </w:tcMar>
+                  <w:vAlign w:val="center"/>
+                </w:tcPr>
+                <w:p>
+                  <w:pPr>
+                    <w:spacing w:after="0" w:before="0" w:line="196" w:lineRule="exact"/>
+                    <w:jc w:val="center"/>
+                  </w:pPr>
+                  <w:r>
+                    <w:rPr>
+                      <w:rFonts w:ascii="Malgun Gothic" w:eastAsia="Malgun Gothic" w:hAnsi="Malgun Gothic"/>
+                      <w:b w:val="false"/>
+                      <w:bCs w:val="false"/>
+                      <w:snapToGrid w:val="false"/>
+                      <w:color w:val="333333"/>
+                      <w:sz w:val="14"/>
+                      <w:szCs w:val="14"/>
+                    </w:rPr>
+                    <w:t xml:space="preserve">30</w:t>
+                  </w:r>
+                </w:p>
+              </w:tc>
+            </w:tr>
+            <w:tr>
+              <w:trPr>
+                <w:trHeight w:val="272" w:hRule="exact"/>
+              </w:trPr>
+              <w:tc>
+                <w:tcPr>
+                  <w:tcW w:type="dxa" w:w="586"/>
+                  <w:tcBorders>
+                    <w:top w:val="single" w:color="BFBFBF" w:sz="4"/>
+                    <w:left w:val="single" w:color="BFBFBF" w:sz="4"/>
+                    <w:bottom w:val="single" w:color="BFBFBF" w:sz="4"/>
+                    <w:right w:val="single" w:color="BFBFBF" w:sz="4"/>
+                  </w:tcBorders>
+                  <w:tcMar>
+                    <w:top w:type="dxa" w:w="20"/>
+                    <w:left w:type="dxa" w:w="90"/>
+                    <w:bottom w:type="dxa" w:w="20"/>
+                    <w:right w:type="dxa" w:w="70"/>
+                  </w:tcMar>
+                  <w:vAlign w:val="center"/>
+                </w:tcPr>
+                <w:p>
+                  <w:pPr>
+                    <w:spacing w:after="0" w:before="0" w:line="196" w:lineRule="exact"/>
+                    <w:jc w:val="center"/>
+                  </w:pPr>
+                  <w:r>
+                    <w:rPr>
+                      <w:rFonts w:ascii="Malgun Gothic" w:eastAsia="Malgun Gothic" w:hAnsi="Malgun Gothic"/>
+                      <w:b w:val="false"/>
+                      <w:bCs w:val="false"/>
+                      <w:snapToGrid w:val="false"/>
+                      <w:color w:val="333333"/>
+                      <w:sz w:val="14"/>
+                      <w:szCs w:val="14"/>
+                    </w:rPr>
+                    <w:t xml:space="preserve">□</w:t>
+                  </w:r>
+                </w:p>
+              </w:tc>
+              <w:tc>
+                <w:tcPr>
+                  <w:tcW w:type="dxa" w:w="820"/>
+                  <w:tcBorders>
+                    <w:top w:val="single" w:color="BFBFBF" w:sz="4"/>
+                    <w:left w:val="single" w:color="BFBFBF" w:sz="4"/>
+                    <w:bottom w:val="single" w:color="BFBFBF" w:sz="4"/>
+                    <w:right w:val="single" w:color="BFBFBF" w:sz="4"/>
+                  </w:tcBorders>
+                  <w:tcMar>
+                    <w:top w:type="dxa" w:w="20"/>
+                    <w:left w:type="dxa" w:w="90"/>
+                    <w:bottom w:type="dxa" w:w="20"/>
+                    <w:right w:type="dxa" w:w="70"/>
+                  </w:tcMar>
+                  <w:vAlign w:val="center"/>
+                </w:tcPr>
+                <w:p>
+                  <w:pPr>
+                    <w:spacing w:after="0" w:before="0" w:line="196" w:lineRule="exact"/>
+                    <w:jc w:val="center"/>
+                  </w:pPr>
+                  <w:r>
+                    <w:rPr>
+                      <w:rFonts w:ascii="Malgun Gothic" w:eastAsia="Malgun Gothic" w:hAnsi="Malgun Gothic"/>
+                      <w:b w:val="false"/>
+                      <w:bCs w:val="false"/>
+                      <w:snapToGrid w:val="false"/>
+                      <w:color w:val="333333"/>
+                      <w:sz w:val="14"/>
+                      <w:szCs w:val="14"/>
+                    </w:rPr>
+                    <w:t xml:space="preserve">Ⅴ</w:t>
+                  </w:r>
+                </w:p>
+              </w:tc>
+              <w:tc>
+                <w:tcPr>
+                  <w:tcW w:type="dxa" w:w="5467"/>
+                  <w:tcBorders>
+                    <w:top w:val="single" w:color="BFBFBF" w:sz="4"/>
+                    <w:left w:val="single" w:color="BFBFBF" w:sz="4"/>
+                    <w:bottom w:val="single" w:color="BFBFBF" w:sz="4"/>
+                    <w:right w:val="single" w:color="BFBFBF" w:sz="4"/>
+                  </w:tcBorders>
+                  <w:tcMar>
+                    <w:top w:type="dxa" w:w="20"/>
+                    <w:left w:type="dxa" w:w="90"/>
+                    <w:bottom w:type="dxa" w:w="20"/>
+                    <w:right w:type="dxa" w:w="70"/>
+                  </w:tcMar>
+                  <w:vAlign w:val="center"/>
+                </w:tcPr>
+                <w:p>
+                  <w:pPr>
+                    <w:spacing w:after="0" w:before="0" w:line="196" w:lineRule="exact"/>
+                    <w:jc w:val="center"/>
+                  </w:pPr>
+                  <w:r>
+                    <w:rPr>
+                      <w:rFonts w:ascii="Malgun Gothic" w:eastAsia="Malgun Gothic" w:hAnsi="Malgun Gothic"/>
+                      <w:b w:val="false"/>
+                      <w:bCs w:val="false"/>
+                      <w:snapToGrid w:val="false"/>
+                      <w:color w:val="333333"/>
+                      <w:sz w:val="14"/>
+                      <w:szCs w:val="14"/>
+                    </w:rPr>
+                    <w:t xml:space="preserve">수술과 관계없이 24시간 이내에 사망할 수 있는 빈사 상태</w:t>
+                  </w:r>
+                </w:p>
+              </w:tc>
+              <w:tc>
+                <w:tcPr>
+                  <w:tcW w:type="dxa" w:w="937"/>
+                  <w:tcBorders>
+                    <w:top w:val="single" w:color="BFBFBF" w:sz="4"/>
+                    <w:left w:val="single" w:color="BFBFBF" w:sz="4"/>
+                    <w:bottom w:val="single" w:color="BFBFBF" w:sz="4"/>
+                    <w:right w:val="single" w:color="BFBFBF" w:sz="4"/>
+                  </w:tcBorders>
+                  <w:tcMar>
+                    <w:top w:type="dxa" w:w="20"/>
+                    <w:left w:type="dxa" w:w="90"/>
+                    <w:bottom w:type="dxa" w:w="20"/>
+                    <w:right w:type="dxa" w:w="70"/>
+                  </w:tcMar>
+                  <w:vAlign w:val="center"/>
+                </w:tcPr>
+                <w:p>
+                  <w:pPr>
+                    <w:spacing w:after="0" w:before="0" w:line="196" w:lineRule="exact"/>
+                    <w:jc w:val="center"/>
+                  </w:pPr>
+                  <w:r>
+                    <w:rPr>
+                      <w:rFonts w:ascii="Malgun Gothic" w:eastAsia="Malgun Gothic" w:hAnsi="Malgun Gothic"/>
+                      <w:b w:val="false"/>
+                      <w:bCs w:val="false"/>
+                      <w:snapToGrid w:val="false"/>
+                      <w:color w:val="333333"/>
+                      <w:sz w:val="14"/>
+                      <w:szCs w:val="14"/>
                     </w:rPr>
                     <w:t xml:space="preserve">50</w:t>
                   </w:r>
@@ -2786,7 +3024,7 @@
     </w:tbl>
     <w:p>
       <w:pPr>
-        <w:spacing w:after="0" w:before="0" w:line="150" w:lineRule="exact"/>
+        <w:spacing w:after="0" w:before="0" w:line="100" w:lineRule="exact"/>
       </w:pPr>
     </w:p>
     <w:tbl>
@@ -2807,7 +3045,7 @@
       </w:tblGrid>
       <w:tr>
         <w:trPr>
-          <w:trHeight w:val="1701" w:hRule="exact"/>
+          <w:trHeight w:val="1644" w:hRule="exact"/>
         </w:trPr>
         <w:tc>
           <w:tcPr>
@@ -2896,6 +3134,7 @@
           <w:p>
             <w:pPr>
               <w:spacing w:after="0" w:before="0" w:line="250" w:lineRule="exact"/>
+              <w:ind w:left="165" w:hanging="165"/>
             </w:pPr>
             <w:r>
               <w:rPr>
@@ -2913,6 +3152,7 @@
           <w:p>
             <w:pPr>
               <w:spacing w:after="0" w:before="0" w:line="250" w:lineRule="exact"/>
+              <w:ind w:left="165" w:hanging="165"/>
             </w:pPr>
             <w:r>
               <w:rPr>
@@ -2930,6 +3170,7 @@
           <w:p>
             <w:pPr>
               <w:spacing w:after="0" w:before="0" w:line="250" w:lineRule="exact"/>
+              <w:ind w:left="165" w:hanging="165"/>
             </w:pPr>
             <w:r>
               <w:rPr>
@@ -2947,6 +3188,7 @@
           <w:p>
             <w:pPr>
               <w:spacing w:after="0" w:before="0" w:line="250" w:lineRule="exact"/>
+              <w:ind w:left="165" w:hanging="165"/>
             </w:pPr>
             <w:r>
               <w:rPr>
@@ -2964,6 +3206,7 @@
           <w:p>
             <w:pPr>
               <w:spacing w:after="0" w:before="0" w:line="250" w:lineRule="exact"/>
+              <w:ind w:left="165" w:hanging="165"/>
             </w:pPr>
             <w:r>
               <w:rPr>
@@ -3003,7 +3246,7 @@
       </w:tblGrid>
       <w:tr>
         <w:trPr>
-          <w:trHeight w:val="1077" w:hRule="exact"/>
+          <w:trHeight w:val="964" w:hRule="exact"/>
         </w:trPr>
         <w:tc>
           <w:tcPr>
@@ -3079,21 +3322,21 @@
         </w:tblBorders>
       </w:tblPr>
       <w:tblGrid>
-        <w:gridCol w:w="2200"/>
+        <w:gridCol w:w="3180"/>
         <w:gridCol w:w="1100"/>
-        <w:gridCol w:w="1539"/>
+        <w:gridCol w:w="1049"/>
         <w:gridCol w:w="1250"/>
         <w:gridCol w:w="1100"/>
-        <w:gridCol w:w="1539"/>
+        <w:gridCol w:w="1049"/>
         <w:gridCol w:w="1250"/>
       </w:tblGrid>
       <w:tr>
         <w:trPr>
-          <w:trHeight w:val="510" w:hRule="exact"/>
+          <w:trHeight w:val="570" w:hRule="exact"/>
         </w:trPr>
         <w:tc>
           <w:tcPr>
-            <w:tcW w:type="dxa" w:w="2200"/>
+            <w:tcW w:type="dxa" w:w="3180"/>
             <w:tcBorders>
               <w:top w:val="none" w:color="FFFFFF" w:sz="0"/>
               <w:left w:val="none" w:color="FFFFFF" w:sz="0"/>
@@ -3108,23 +3351,315 @@
             </w:tcMar>
             <w:vAlign w:val="center"/>
           </w:tcPr>
-          <w:p>
-            <w:pPr>
-              <w:spacing w:after="0" w:before="0" w:line="238" w:lineRule="exact"/>
-            </w:pPr>
-            <w:r>
-              <w:rPr>
-                <w:rFonts w:ascii="Malgun Gothic" w:eastAsia="Malgun Gothic" w:hAnsi="Malgun Gothic"/>
-                <w:b w:val="false"/>
-                <w:bCs w:val="false"/>
-                <w:snapToGrid w:val="false"/>
-                <w:color w:val="333333"/>
-                <w:sz w:val="17"/>
-                <w:szCs w:val="17"/>
-              </w:rPr>
-              <w:t xml:space="preserve">20        년        월        일</w:t>
-            </w:r>
-          </w:p>
+          <w:tbl>
+            <w:tblPr>
+              <w:tblW w:type="dxa" w:w="3180"/>
+              <w:tblBorders>
+                <w:top w:val="single" w:color="auto" w:sz="4"/>
+                <w:left w:val="single" w:color="auto" w:sz="4"/>
+                <w:bottom w:val="single" w:color="auto" w:sz="4"/>
+                <w:right w:val="single" w:color="auto" w:sz="4"/>
+                <w:insideH w:val="single" w:color="auto" w:sz="4"/>
+                <w:insideV w:val="single" w:color="auto" w:sz="4"/>
+              </w:tblBorders>
+            </w:tblPr>
+            <w:tblGrid>
+              <w:gridCol w:w="400"/>
+              <w:gridCol w:w="620"/>
+              <w:gridCol w:w="300"/>
+              <w:gridCol w:w="620"/>
+              <w:gridCol w:w="300"/>
+              <w:gridCol w:w="620"/>
+              <w:gridCol w:w="300"/>
+              <w:gridCol w:w="280"/>
+            </w:tblGrid>
+            <w:tr>
+              <w:trPr>
+                <w:trHeight w:val="470" w:hRule="exact"/>
+              </w:trPr>
+              <w:tc>
+                <w:tcPr>
+                  <w:tcW w:type="dxa" w:w="400"/>
+                  <w:tcBorders>
+                    <w:top w:val="none" w:color="FFFFFF" w:sz="0"/>
+                    <w:left w:val="none" w:color="FFFFFF" w:sz="0"/>
+                    <w:bottom w:val="none" w:color="FFFFFF" w:sz="0"/>
+                    <w:right w:val="none" w:color="FFFFFF" w:sz="0"/>
+                  </w:tcBorders>
+                  <w:tcMar>
+                    <w:top w:type="dxa" w:w="0"/>
+                    <w:left w:type="dxa" w:w="20"/>
+                    <w:bottom w:type="dxa" w:w="0"/>
+                    <w:right w:type="dxa" w:w="20"/>
+                  </w:tcMar>
+                  <w:vAlign w:val="center"/>
+                </w:tcPr>
+                <w:p>
+                  <w:pPr>
+                    <w:spacing w:after="0" w:before="0" w:line="238" w:lineRule="exact"/>
+                  </w:pPr>
+                  <w:r>
+                    <w:rPr>
+                      <w:rFonts w:ascii="Malgun Gothic" w:eastAsia="Malgun Gothic" w:hAnsi="Malgun Gothic"/>
+                      <w:b w:val="false"/>
+                      <w:bCs w:val="false"/>
+                      <w:snapToGrid w:val="false"/>
+                      <w:color w:val="333333"/>
+                      <w:sz w:val="17"/>
+                      <w:szCs w:val="17"/>
+                    </w:rPr>
+                    <w:t xml:space="preserve">20</w:t>
+                  </w:r>
+                </w:p>
+              </w:tc>
+              <w:tc>
+                <w:tcPr>
+                  <w:tcW w:type="dxa" w:w="620"/>
+                  <w:tcBorders>
+                    <w:top w:val="none" w:color="FFFFFF" w:sz="0"/>
+                    <w:left w:val="none" w:color="FFFFFF" w:sz="0"/>
+                    <w:bottom w:val="single" w:color="9A9A9A" w:sz="4"/>
+                    <w:right w:val="none" w:color="FFFFFF" w:sz="0"/>
+                  </w:tcBorders>
+                  <w:tcMar>
+                    <w:top w:type="dxa" w:w="0"/>
+                    <w:left w:type="dxa" w:w="20"/>
+                    <w:bottom w:type="dxa" w:w="0"/>
+                    <w:right w:type="dxa" w:w="20"/>
+                  </w:tcMar>
+                  <w:vAlign w:val="center"/>
+                </w:tcPr>
+                <w:p>
+                  <w:pPr>
+                    <w:spacing w:after="0" w:before="0" w:line="238" w:lineRule="exact"/>
+                  </w:pPr>
+                  <w:r>
+                    <w:rPr>
+                      <w:rFonts w:ascii="Malgun Gothic" w:eastAsia="Malgun Gothic" w:hAnsi="Malgun Gothic"/>
+                      <w:b w:val="false"/>
+                      <w:bCs w:val="false"/>
+                      <w:snapToGrid w:val="false"/>
+                      <w:color w:val="333333"/>
+                      <w:sz w:val="17"/>
+                      <w:szCs w:val="17"/>
+                    </w:rPr>
+                    <w:t xml:space="preserve"/>
+                  </w:r>
+                </w:p>
+              </w:tc>
+              <w:tc>
+                <w:tcPr>
+                  <w:tcW w:type="dxa" w:w="300"/>
+                  <w:tcBorders>
+                    <w:top w:val="none" w:color="FFFFFF" w:sz="0"/>
+                    <w:left w:val="none" w:color="FFFFFF" w:sz="0"/>
+                    <w:bottom w:val="none" w:color="FFFFFF" w:sz="0"/>
+                    <w:right w:val="none" w:color="FFFFFF" w:sz="0"/>
+                  </w:tcBorders>
+                  <w:tcMar>
+                    <w:top w:type="dxa" w:w="0"/>
+                    <w:left w:type="dxa" w:w="20"/>
+                    <w:bottom w:type="dxa" w:w="0"/>
+                    <w:right w:type="dxa" w:w="20"/>
+                  </w:tcMar>
+                  <w:vAlign w:val="center"/>
+                </w:tcPr>
+                <w:p>
+                  <w:pPr>
+                    <w:spacing w:after="0" w:before="0" w:line="238" w:lineRule="exact"/>
+                  </w:pPr>
+                  <w:r>
+                    <w:rPr>
+                      <w:rFonts w:ascii="Malgun Gothic" w:eastAsia="Malgun Gothic" w:hAnsi="Malgun Gothic"/>
+                      <w:b w:val="false"/>
+                      <w:bCs w:val="false"/>
+                      <w:snapToGrid w:val="false"/>
+                      <w:color w:val="333333"/>
+                      <w:sz w:val="17"/>
+                      <w:szCs w:val="17"/>
+                    </w:rPr>
+                    <w:t xml:space="preserve">년</w:t>
+                  </w:r>
+                </w:p>
+              </w:tc>
+              <w:tc>
+                <w:tcPr>
+                  <w:tcW w:type="dxa" w:w="620"/>
+                  <w:tcBorders>
+                    <w:top w:val="none" w:color="FFFFFF" w:sz="0"/>
+                    <w:left w:val="none" w:color="FFFFFF" w:sz="0"/>
+                    <w:bottom w:val="single" w:color="9A9A9A" w:sz="4"/>
+                    <w:right w:val="none" w:color="FFFFFF" w:sz="0"/>
+                  </w:tcBorders>
+                  <w:tcMar>
+                    <w:top w:type="dxa" w:w="0"/>
+                    <w:left w:type="dxa" w:w="20"/>
+                    <w:bottom w:type="dxa" w:w="0"/>
+                    <w:right w:type="dxa" w:w="20"/>
+                  </w:tcMar>
+                  <w:vAlign w:val="center"/>
+                </w:tcPr>
+                <w:p>
+                  <w:pPr>
+                    <w:spacing w:after="0" w:before="0" w:line="238" w:lineRule="exact"/>
+                  </w:pPr>
+                  <w:r>
+                    <w:rPr>
+                      <w:rFonts w:ascii="Malgun Gothic" w:eastAsia="Malgun Gothic" w:hAnsi="Malgun Gothic"/>
+                      <w:b w:val="false"/>
+                      <w:bCs w:val="false"/>
+                      <w:snapToGrid w:val="false"/>
+                      <w:color w:val="333333"/>
+                      <w:sz w:val="17"/>
+                      <w:szCs w:val="17"/>
+                    </w:rPr>
+                    <w:t xml:space="preserve"/>
+                  </w:r>
+                </w:p>
+              </w:tc>
+              <w:tc>
+                <w:tcPr>
+                  <w:tcW w:type="dxa" w:w="300"/>
+                  <w:tcBorders>
+                    <w:top w:val="none" w:color="FFFFFF" w:sz="0"/>
+                    <w:left w:val="none" w:color="FFFFFF" w:sz="0"/>
+                    <w:bottom w:val="none" w:color="FFFFFF" w:sz="0"/>
+                    <w:right w:val="none" w:color="FFFFFF" w:sz="0"/>
+                  </w:tcBorders>
+                  <w:tcMar>
+                    <w:top w:type="dxa" w:w="0"/>
+                    <w:left w:type="dxa" w:w="20"/>
+                    <w:bottom w:type="dxa" w:w="0"/>
+                    <w:right w:type="dxa" w:w="20"/>
+                  </w:tcMar>
+                  <w:vAlign w:val="center"/>
+                </w:tcPr>
+                <w:p>
+                  <w:pPr>
+                    <w:spacing w:after="0" w:before="0" w:line="238" w:lineRule="exact"/>
+                  </w:pPr>
+                  <w:r>
+                    <w:rPr>
+                      <w:rFonts w:ascii="Malgun Gothic" w:eastAsia="Malgun Gothic" w:hAnsi="Malgun Gothic"/>
+                      <w:b w:val="false"/>
+                      <w:bCs w:val="false"/>
+                      <w:snapToGrid w:val="false"/>
+                      <w:color w:val="333333"/>
+                      <w:sz w:val="17"/>
+                      <w:szCs w:val="17"/>
+                    </w:rPr>
+                    <w:t xml:space="preserve">월</w:t>
+                  </w:r>
+                </w:p>
+              </w:tc>
+              <w:tc>
+                <w:tcPr>
+                  <w:tcW w:type="dxa" w:w="620"/>
+                  <w:tcBorders>
+                    <w:top w:val="none" w:color="FFFFFF" w:sz="0"/>
+                    <w:left w:val="none" w:color="FFFFFF" w:sz="0"/>
+                    <w:bottom w:val="single" w:color="9A9A9A" w:sz="4"/>
+                    <w:right w:val="none" w:color="FFFFFF" w:sz="0"/>
+                  </w:tcBorders>
+                  <w:tcMar>
+                    <w:top w:type="dxa" w:w="0"/>
+                    <w:left w:type="dxa" w:w="20"/>
+                    <w:bottom w:type="dxa" w:w="0"/>
+                    <w:right w:type="dxa" w:w="20"/>
+                  </w:tcMar>
+                  <w:vAlign w:val="center"/>
+                </w:tcPr>
+                <w:p>
+                  <w:pPr>
+                    <w:spacing w:after="0" w:before="0" w:line="238" w:lineRule="exact"/>
+                  </w:pPr>
+                  <w:r>
+                    <w:rPr>
+                      <w:rFonts w:ascii="Malgun Gothic" w:eastAsia="Malgun Gothic" w:hAnsi="Malgun Gothic"/>
+                      <w:b w:val="false"/>
+                      <w:bCs w:val="false"/>
+                      <w:snapToGrid w:val="false"/>
+                      <w:color w:val="333333"/>
+                      <w:sz w:val="17"/>
+                      <w:szCs w:val="17"/>
+                    </w:rPr>
+                    <w:t xml:space="preserve"/>
+                  </w:r>
+                </w:p>
+              </w:tc>
+              <w:tc>
+                <w:tcPr>
+                  <w:tcW w:type="dxa" w:w="300"/>
+                  <w:tcBorders>
+                    <w:top w:val="none" w:color="FFFFFF" w:sz="0"/>
+                    <w:left w:val="none" w:color="FFFFFF" w:sz="0"/>
+                    <w:bottom w:val="none" w:color="FFFFFF" w:sz="0"/>
+                    <w:right w:val="none" w:color="FFFFFF" w:sz="0"/>
+                  </w:tcBorders>
+                  <w:tcMar>
+                    <w:top w:type="dxa" w:w="0"/>
+                    <w:left w:type="dxa" w:w="20"/>
+                    <w:bottom w:type="dxa" w:w="0"/>
+                    <w:right w:type="dxa" w:w="20"/>
+                  </w:tcMar>
+                  <w:vAlign w:val="center"/>
+                </w:tcPr>
+                <w:p>
+                  <w:pPr>
+                    <w:spacing w:after="0" w:before="0" w:line="238" w:lineRule="exact"/>
+                  </w:pPr>
+                  <w:r>
+                    <w:rPr>
+                      <w:rFonts w:ascii="Malgun Gothic" w:eastAsia="Malgun Gothic" w:hAnsi="Malgun Gothic"/>
+                      <w:b w:val="false"/>
+                      <w:bCs w:val="false"/>
+                      <w:snapToGrid w:val="false"/>
+                      <w:color w:val="333333"/>
+                      <w:sz w:val="17"/>
+                      <w:szCs w:val="17"/>
+                    </w:rPr>
+                    <w:t xml:space="preserve">일</w:t>
+                  </w:r>
+                </w:p>
+              </w:tc>
+              <w:tc>
+                <w:tcPr>
+                  <w:tcW w:type="dxa" w:w="280"/>
+                  <w:tcBorders>
+                    <w:top w:val="none" w:color="FFFFFF" w:sz="0"/>
+                    <w:left w:val="none" w:color="FFFFFF" w:sz="0"/>
+                    <w:bottom w:val="none" w:color="FFFFFF" w:sz="0"/>
+                    <w:right w:val="none" w:color="FFFFFF" w:sz="0"/>
+                  </w:tcBorders>
+                  <w:tcMar>
+                    <w:top w:type="dxa" w:w="0"/>
+                    <w:left w:type="dxa" w:w="20"/>
+                    <w:bottom w:type="dxa" w:w="0"/>
+                    <w:right w:type="dxa" w:w="20"/>
+                  </w:tcMar>
+                  <w:vAlign w:val="center"/>
+                </w:tcPr>
+                <w:p>
+                  <w:pPr>
+                    <w:spacing w:after="0" w:before="0" w:line="238" w:lineRule="exact"/>
+                  </w:pPr>
+                  <w:r>
+                    <w:rPr>
+                      <w:rFonts w:ascii="Malgun Gothic" w:eastAsia="Malgun Gothic" w:hAnsi="Malgun Gothic"/>
+                      <w:b w:val="false"/>
+                      <w:bCs w:val="false"/>
+                      <w:snapToGrid w:val="false"/>
+                      <w:color w:val="333333"/>
+                      <w:sz w:val="17"/>
+                      <w:szCs w:val="17"/>
+                    </w:rPr>
+                    <w:t xml:space="preserve"/>
+                  </w:r>
+                </w:p>
+              </w:tc>
+            </w:tr>
+          </w:tbl>
+          <w:p/>
         </w:tc>
         <w:tc>
           <w:tcPr>
@@ -3163,7 +3698,7 @@
         </w:tc>
         <w:tc>
           <w:tcPr>
-            <w:tcW w:type="dxa" w:w="1539"/>
+            <w:tcW w:type="dxa" w:w="1049"/>
             <w:tcBorders>
               <w:top w:val="dotted" w:color="9A9A9A" w:sz="4"/>
               <w:left w:val="dotted" w:color="9A9A9A" w:sz="4"/>
@@ -3268,7 +3803,7 @@
         </w:tc>
         <w:tc>
           <w:tcPr>
-            <w:tcW w:type="dxa" w:w="1539"/>
+            <w:tcW w:type="dxa" w:w="1049"/>
             <w:tcBorders>
               <w:top w:val="dotted" w:color="9A9A9A" w:sz="4"/>
               <w:left w:val="dotted" w:color="9A9A9A" w:sz="4"/>

--- a/forms/01_수술마취/마취동의서_한국동물병원협회.docx
+++ b/forms/01_수술마취/마취동의서_한국동물병원협회.docx
@@ -157,11 +157,11 @@
         </w:tblBorders>
       </w:tblPr>
       <w:tblGrid>
-        <w:gridCol w:w="1588"/>
         <w:gridCol w:w="1474"/>
-        <w:gridCol w:w="2721"/>
-        <w:gridCol w:w="1474"/>
-        <w:gridCol w:w="2721"/>
+        <w:gridCol w:w="1701"/>
+        <w:gridCol w:w="2551"/>
+        <w:gridCol w:w="1701"/>
+        <w:gridCol w:w="2551"/>
       </w:tblGrid>
       <w:tr>
         <w:trPr>
@@ -169,7 +169,7 @@
         </w:trPr>
         <w:tc>
           <w:tcPr>
-            <w:tcW w:type="dxa" w:w="1588"/>
+            <w:tcW w:type="dxa" w:w="1474"/>
             <w:vMerge w:val="restart"/>
             <w:tcBorders>
               <w:top w:val="single" w:color="BFBFBF" w:sz="4"/>
@@ -207,7 +207,7 @@
         </w:tc>
         <w:tc>
           <w:tcPr>
-            <w:tcW w:type="dxa" w:w="1474"/>
+            <w:tcW w:type="dxa" w:w="1701"/>
             <w:tcBorders>
               <w:top w:val="single" w:color="BFBFBF" w:sz="4"/>
               <w:left w:val="single" w:color="BFBFBF" w:sz="4"/>
@@ -243,7 +243,7 @@
         </w:tc>
         <w:tc>
           <w:tcPr>
-            <w:tcW w:type="dxa" w:w="2721"/>
+            <w:tcW w:type="dxa" w:w="2551"/>
             <w:tcBorders>
               <w:top w:val="single" w:color="BFBFBF" w:sz="4"/>
               <w:left w:val="single" w:color="BFBFBF" w:sz="4"/>
@@ -266,7 +266,7 @@
         </w:tc>
         <w:tc>
           <w:tcPr>
-            <w:tcW w:type="dxa" w:w="1474"/>
+            <w:tcW w:type="dxa" w:w="1701"/>
             <w:tcBorders>
               <w:top w:val="single" w:color="BFBFBF" w:sz="4"/>
               <w:left w:val="single" w:color="BFBFBF" w:sz="4"/>
@@ -302,7 +302,7 @@
         </w:tc>
         <w:tc>
           <w:tcPr>
-            <w:tcW w:type="dxa" w:w="2721"/>
+            <w:tcW w:type="dxa" w:w="2551"/>
             <w:tcBorders>
               <w:top w:val="single" w:color="BFBFBF" w:sz="4"/>
               <w:left w:val="single" w:color="BFBFBF" w:sz="4"/>
@@ -342,7 +342,7 @@
         </w:tc>
         <w:tc>
           <w:tcPr>
-            <w:tcW w:type="dxa" w:w="1474"/>
+            <w:tcW w:type="dxa" w:w="1701"/>
             <w:tcBorders>
               <w:top w:val="single" w:color="BFBFBF" w:sz="4"/>
               <w:left w:val="single" w:color="BFBFBF" w:sz="4"/>
@@ -378,7 +378,7 @@
         </w:tc>
         <w:tc>
           <w:tcPr>
-            <w:tcW w:type="dxa" w:w="6916"/>
+            <w:tcW w:type="dxa" w:w="6803"/>
             <w:gridSpan w:val="3"/>
             <w:tcBorders>
               <w:top w:val="single" w:color="BFBFBF" w:sz="4"/>
@@ -407,7 +407,7 @@
         </w:trPr>
         <w:tc>
           <w:tcPr>
-            <w:tcW w:type="dxa" w:w="1588"/>
+            <w:tcW w:type="dxa" w:w="1474"/>
             <w:vMerge w:val="restart"/>
             <w:tcBorders>
               <w:top w:val="single" w:color="BFBFBF" w:sz="4"/>
@@ -445,7 +445,7 @@
         </w:tc>
         <w:tc>
           <w:tcPr>
-            <w:tcW w:type="dxa" w:w="1474"/>
+            <w:tcW w:type="dxa" w:w="1701"/>
             <w:tcBorders>
               <w:top w:val="single" w:color="BFBFBF" w:sz="4"/>
               <w:left w:val="single" w:color="BFBFBF" w:sz="4"/>
@@ -481,7 +481,7 @@
         </w:tc>
         <w:tc>
           <w:tcPr>
-            <w:tcW w:type="dxa" w:w="2721"/>
+            <w:tcW w:type="dxa" w:w="2551"/>
             <w:tcBorders>
               <w:top w:val="single" w:color="BFBFBF" w:sz="4"/>
               <w:left w:val="single" w:color="BFBFBF" w:sz="4"/>
@@ -504,7 +504,7 @@
         </w:tc>
         <w:tc>
           <w:tcPr>
-            <w:tcW w:type="dxa" w:w="1474"/>
+            <w:tcW w:type="dxa" w:w="1701"/>
             <w:tcBorders>
               <w:top w:val="single" w:color="BFBFBF" w:sz="4"/>
               <w:left w:val="single" w:color="BFBFBF" w:sz="4"/>
@@ -540,7 +540,7 @@
         </w:tc>
         <w:tc>
           <w:tcPr>
-            <w:tcW w:type="dxa" w:w="2721"/>
+            <w:tcW w:type="dxa" w:w="2551"/>
             <w:tcBorders>
               <w:top w:val="single" w:color="BFBFBF" w:sz="4"/>
               <w:left w:val="single" w:color="BFBFBF" w:sz="4"/>
@@ -580,7 +580,7 @@
         </w:tc>
         <w:tc>
           <w:tcPr>
-            <w:tcW w:type="dxa" w:w="1474"/>
+            <w:tcW w:type="dxa" w:w="1701"/>
             <w:tcBorders>
               <w:top w:val="single" w:color="BFBFBF" w:sz="4"/>
               <w:left w:val="single" w:color="BFBFBF" w:sz="4"/>
@@ -616,7 +616,7 @@
         </w:tc>
         <w:tc>
           <w:tcPr>
-            <w:tcW w:type="dxa" w:w="2721"/>
+            <w:tcW w:type="dxa" w:w="2551"/>
             <w:tcBorders>
               <w:top w:val="single" w:color="BFBFBF" w:sz="4"/>
               <w:left w:val="single" w:color="BFBFBF" w:sz="4"/>
@@ -639,7 +639,7 @@
         </w:tc>
         <w:tc>
           <w:tcPr>
-            <w:tcW w:type="dxa" w:w="1474"/>
+            <w:tcW w:type="dxa" w:w="1701"/>
             <w:tcBorders>
               <w:top w:val="single" w:color="BFBFBF" w:sz="4"/>
               <w:left w:val="single" w:color="BFBFBF" w:sz="4"/>
@@ -675,7 +675,7 @@
         </w:tc>
         <w:tc>
           <w:tcPr>
-            <w:tcW w:type="dxa" w:w="2721"/>
+            <w:tcW w:type="dxa" w:w="2551"/>
             <w:tcBorders>
               <w:top w:val="single" w:color="BFBFBF" w:sz="4"/>
               <w:left w:val="single" w:color="BFBFBF" w:sz="4"/>
@@ -715,7 +715,7 @@
         </w:tc>
         <w:tc>
           <w:tcPr>
-            <w:tcW w:type="dxa" w:w="1474"/>
+            <w:tcW w:type="dxa" w:w="1701"/>
             <w:tcBorders>
               <w:top w:val="single" w:color="BFBFBF" w:sz="4"/>
               <w:left w:val="single" w:color="BFBFBF" w:sz="4"/>
@@ -751,7 +751,7 @@
         </w:tc>
         <w:tc>
           <w:tcPr>
-            <w:tcW w:type="dxa" w:w="6916"/>
+            <w:tcW w:type="dxa" w:w="6803"/>
             <w:gridSpan w:val="3"/>
             <w:tcBorders>
               <w:top w:val="single" w:color="BFBFBF" w:sz="4"/>
@@ -780,7 +780,7 @@
         </w:trPr>
         <w:tc>
           <w:tcPr>
-            <w:tcW w:type="dxa" w:w="1588"/>
+            <w:tcW w:type="dxa" w:w="1474"/>
             <w:vMerge w:val="restart"/>
             <w:tcBorders>
               <w:top w:val="single" w:color="BFBFBF" w:sz="4"/>
@@ -818,7 +818,7 @@
         </w:tc>
         <w:tc>
           <w:tcPr>
-            <w:tcW w:type="dxa" w:w="1474"/>
+            <w:tcW w:type="dxa" w:w="1701"/>
             <w:tcBorders>
               <w:top w:val="single" w:color="BFBFBF" w:sz="4"/>
               <w:left w:val="single" w:color="BFBFBF" w:sz="4"/>
@@ -854,7 +854,7 @@
         </w:tc>
         <w:tc>
           <w:tcPr>
-            <w:tcW w:type="dxa" w:w="2721"/>
+            <w:tcW w:type="dxa" w:w="2551"/>
             <w:tcBorders>
               <w:top w:val="single" w:color="BFBFBF" w:sz="4"/>
               <w:left w:val="single" w:color="BFBFBF" w:sz="4"/>
@@ -877,7 +877,7 @@
         </w:tc>
         <w:tc>
           <w:tcPr>
-            <w:tcW w:type="dxa" w:w="1474"/>
+            <w:tcW w:type="dxa" w:w="1701"/>
             <w:tcBorders>
               <w:top w:val="single" w:color="BFBFBF" w:sz="4"/>
               <w:left w:val="single" w:color="BFBFBF" w:sz="4"/>
@@ -913,7 +913,7 @@
         </w:tc>
         <w:tc>
           <w:tcPr>
-            <w:tcW w:type="dxa" w:w="2721"/>
+            <w:tcW w:type="dxa" w:w="2551"/>
             <w:tcBorders>
               <w:top w:val="single" w:color="BFBFBF" w:sz="4"/>
               <w:left w:val="single" w:color="BFBFBF" w:sz="4"/>
@@ -953,7 +953,7 @@
         </w:tc>
         <w:tc>
           <w:tcPr>
-            <w:tcW w:type="dxa" w:w="1474"/>
+            <w:tcW w:type="dxa" w:w="1701"/>
             <w:tcBorders>
               <w:top w:val="single" w:color="BFBFBF" w:sz="4"/>
               <w:left w:val="single" w:color="BFBFBF" w:sz="4"/>
@@ -989,7 +989,7 @@
         </w:tc>
         <w:tc>
           <w:tcPr>
-            <w:tcW w:type="dxa" w:w="6916"/>
+            <w:tcW w:type="dxa" w:w="6803"/>
             <w:gridSpan w:val="3"/>
             <w:tcBorders>
               <w:top w:val="single" w:color="BFBFBF" w:sz="4"/>
@@ -1015,7 +1015,7 @@
     </w:tbl>
     <w:p>
       <w:pPr>
-        <w:spacing w:after="0" w:before="0" w:line="100" w:lineRule="exact"/>
+        <w:spacing w:after="0" w:before="0" w:line="70" w:lineRule="exact"/>
       </w:pPr>
     </w:p>
     <w:tbl>
@@ -1216,7 +1216,7 @@
     </w:tbl>
     <w:p>
       <w:pPr>
-        <w:spacing w:after="0" w:before="0" w:line="100" w:lineRule="exact"/>
+        <w:spacing w:after="0" w:before="0" w:line="70" w:lineRule="exact"/>
       </w:pPr>
     </w:p>
     <w:tbl>
@@ -1237,7 +1237,7 @@
       </w:tblGrid>
       <w:tr>
         <w:trPr>
-          <w:trHeight w:val="1786" w:hRule="exact"/>
+          <w:trHeight w:val="1871" w:hRule="exact"/>
         </w:trPr>
         <w:tc>
           <w:tcPr>
@@ -1336,10 +1336,10 @@
               </w:tblBorders>
             </w:tblPr>
             <w:tblGrid>
-              <w:gridCol w:w="1247"/>
-              <w:gridCol w:w="2714"/>
+              <w:gridCol w:w="1418"/>
+              <w:gridCol w:w="2629"/>
               <w:gridCol w:w="1134"/>
-              <w:gridCol w:w="2715"/>
+              <w:gridCol w:w="2629"/>
             </w:tblGrid>
             <w:tr>
               <w:trPr>
@@ -1347,7 +1347,7 @@
               </w:trPr>
               <w:tc>
                 <w:tcPr>
-                  <w:tcW w:type="dxa" w:w="1247"/>
+                  <w:tcW w:type="dxa" w:w="1418"/>
                   <w:tcBorders>
                     <w:top w:val="single" w:color="BFBFBF" w:sz="4"/>
                     <w:left w:val="single" w:color="BFBFBF" w:sz="4"/>
@@ -1383,7 +1383,7 @@
               </w:tc>
               <w:tc>
                 <w:tcPr>
-                  <w:tcW w:type="dxa" w:w="2714"/>
+                  <w:tcW w:type="dxa" w:w="2629"/>
                   <w:tcBorders>
                     <w:top w:val="single" w:color="BFBFBF" w:sz="4"/>
                     <w:left w:val="single" w:color="BFBFBF" w:sz="4"/>
@@ -1442,7 +1442,7 @@
               </w:tc>
               <w:tc>
                 <w:tcPr>
-                  <w:tcW w:type="dxa" w:w="2715"/>
+                  <w:tcW w:type="dxa" w:w="2629"/>
                   <w:tcBorders>
                     <w:top w:val="single" w:color="BFBFBF" w:sz="4"/>
                     <w:left w:val="single" w:color="BFBFBF" w:sz="4"/>
@@ -1470,7 +1470,7 @@
               </w:trPr>
               <w:tc>
                 <w:tcPr>
-                  <w:tcW w:type="dxa" w:w="1247"/>
+                  <w:tcW w:type="dxa" w:w="1418"/>
                   <w:tcBorders>
                     <w:top w:val="single" w:color="BFBFBF" w:sz="4"/>
                     <w:left w:val="single" w:color="BFBFBF" w:sz="4"/>
@@ -1506,7 +1506,7 @@
               </w:tc>
               <w:tc>
                 <w:tcPr>
-                  <w:tcW w:type="dxa" w:w="2714"/>
+                  <w:tcW w:type="dxa" w:w="2629"/>
                   <w:tcBorders>
                     <w:top w:val="single" w:color="BFBFBF" w:sz="4"/>
                     <w:left w:val="single" w:color="BFBFBF" w:sz="4"/>
@@ -1565,7 +1565,7 @@
               </w:tc>
               <w:tc>
                 <w:tcPr>
-                  <w:tcW w:type="dxa" w:w="2715"/>
+                  <w:tcW w:type="dxa" w:w="2629"/>
                   <w:tcBorders>
                     <w:top w:val="single" w:color="BFBFBF" w:sz="4"/>
                     <w:left w:val="single" w:color="BFBFBF" w:sz="4"/>
@@ -1593,7 +1593,7 @@
               </w:trPr>
               <w:tc>
                 <w:tcPr>
-                  <w:tcW w:type="dxa" w:w="1247"/>
+                  <w:tcW w:type="dxa" w:w="1418"/>
                   <w:tcBorders>
                     <w:top w:val="single" w:color="BFBFBF" w:sz="4"/>
                     <w:left w:val="single" w:color="BFBFBF" w:sz="4"/>
@@ -1629,7 +1629,7 @@
               </w:tc>
               <w:tc>
                 <w:tcPr>
-                  <w:tcW w:type="dxa" w:w="6563"/>
+                  <w:tcW w:type="dxa" w:w="6392"/>
                   <w:gridSpan w:val="3"/>
                   <w:tcBorders>
                     <w:top w:val="single" w:color="BFBFBF" w:sz="4"/>
@@ -1658,7 +1658,7 @@
               </w:trPr>
               <w:tc>
                 <w:tcPr>
-                  <w:tcW w:type="dxa" w:w="1247"/>
+                  <w:tcW w:type="dxa" w:w="1418"/>
                   <w:tcBorders>
                     <w:top w:val="single" w:color="BFBFBF" w:sz="4"/>
                     <w:left w:val="single" w:color="BFBFBF" w:sz="4"/>
@@ -1694,7 +1694,7 @@
               </w:tc>
               <w:tc>
                 <w:tcPr>
-                  <w:tcW w:type="dxa" w:w="6563"/>
+                  <w:tcW w:type="dxa" w:w="6392"/>
                   <w:gridSpan w:val="3"/>
                   <w:tcBorders>
                     <w:top w:val="single" w:color="BFBFBF" w:sz="4"/>
@@ -1718,13 +1718,17 @@
               </w:tc>
             </w:tr>
           </w:tbl>
-          <w:p/>
+          <w:p>
+            <w:pPr>
+              <w:spacing w:after="0" w:before="0" w:line="20" w:lineRule="exact"/>
+            </w:pPr>
+          </w:p>
         </w:tc>
       </w:tr>
     </w:tbl>
     <w:p>
       <w:pPr>
-        <w:spacing w:after="0" w:before="0" w:line="100" w:lineRule="exact"/>
+        <w:spacing w:after="0" w:before="0" w:line="70" w:lineRule="exact"/>
       </w:pPr>
     </w:p>
     <w:tbl>
@@ -3018,13 +3022,17 @@
               </w:tc>
             </w:tr>
           </w:tbl>
-          <w:p/>
+          <w:p>
+            <w:pPr>
+              <w:spacing w:after="0" w:before="0" w:line="20" w:lineRule="exact"/>
+            </w:pPr>
+          </w:p>
         </w:tc>
       </w:tr>
     </w:tbl>
     <w:p>
       <w:pPr>
-        <w:spacing w:after="0" w:before="0" w:line="100" w:lineRule="exact"/>
+        <w:spacing w:after="0" w:before="0" w:line="70" w:lineRule="exact"/>
       </w:pPr>
     </w:p>
     <w:tbl>
@@ -3045,7 +3053,7 @@
       </w:tblGrid>
       <w:tr>
         <w:trPr>
-          <w:trHeight w:val="1644" w:hRule="exact"/>
+          <w:trHeight w:val="1673" w:hRule="exact"/>
         </w:trPr>
         <w:tc>
           <w:tcPr>
@@ -3164,7 +3172,7 @@
                 <w:sz w:val="15"/>
                 <w:szCs w:val="15"/>
               </w:rPr>
-              <w:t xml:space="preserve">· 마취를 시행함에 있어 발생할 수 있는 부작용, 합병증 또는 후유증에 대한 설명을 충분히 듣고 이해했습니다.</w:t>
+              <w:t xml:space="preserve">· 마취로 발생할 수 있는 부작용 · 합병증 · 후유증에 대한 설명을 충분히 듣고 이해했습니다.</w:t>
             </w:r>
           </w:p>
           <w:p>
@@ -3182,7 +3190,7 @@
                 <w:sz w:val="15"/>
                 <w:szCs w:val="15"/>
               </w:rPr>
-              <w:t xml:space="preserve">· 마취 과정에 있어 불가항력적이거나 환자의 특이체질로 인한 우발사고의 가능성을 인정합니다.</w:t>
+              <w:t xml:space="preserve">· 마취 과정에서 불가항력적이거나 환자의 특이체질로 인한 우발사고의 가능성을 인정합니다.</w:t>
             </w:r>
           </w:p>
           <w:p>
@@ -3218,7 +3226,7 @@
                 <w:sz w:val="15"/>
                 <w:szCs w:val="15"/>
               </w:rPr>
-              <w:t xml:space="preserve">· 마취 및 수술비에 관한 구두 설명을 들었으며, 필요시 구두 동의 하에 추가 검사 및 추가 수술을 진행함에 동의합니다.</w:t>
+              <w:t xml:space="preserve">· 마취 및 수술비 설명을 들었으며, 필요시 구두 동의 하에 추가 검사 · 추가 수술 진행에 동의합니다.</w:t>
             </w:r>
           </w:p>
         </w:tc>
@@ -3659,7 +3667,11 @@
               </w:tc>
             </w:tr>
           </w:tbl>
-          <w:p/>
+          <w:p>
+            <w:pPr>
+              <w:spacing w:after="0" w:before="0" w:line="20" w:lineRule="exact"/>
+            </w:pPr>
+          </w:p>
         </w:tc>
         <w:tc>
           <w:tcPr>
@@ -3884,10 +3896,10 @@
       <w:pgSz w:w="11906" w:h="16838" w:orient="portrait"/>
       <w:pgMar w:top="851" w:right="964" w:bottom="1701" w:left="964" w:header="340" w:footer="794" w:gutter="0"/>
       <w:pgBorders w:display="allPages" w:offsetFrom="page" w:zOrder="back">
-        <w:top w:val="single" w:color="1B3A5C" w:sz="18" w:space="20"/>
-        <w:left w:val="single" w:color="1B3A5C" w:sz="18" w:space="20"/>
-        <w:bottom w:val="single" w:color="1B3A5C" w:sz="18" w:space="20"/>
-        <w:right w:val="single" w:color="1B3A5C" w:sz="18" w:space="20"/>
+        <w:top w:val="single" w:color="1B3A5C" w:sz="18" w:space="27"/>
+        <w:left w:val="single" w:color="1B3A5C" w:sz="18" w:space="27"/>
+        <w:bottom w:val="single" w:color="1B3A5C" w:sz="18" w:space="27"/>
+        <w:right w:val="single" w:color="1B3A5C" w:sz="18" w:space="27"/>
       </w:pgBorders>
       <w:pgNumType/>
       <w:docGrid w:linePitch="360"/>

--- a/forms/01_수술마취/마취동의서_한국동물병원협회.docx
+++ b/forms/01_수술마취/마취동의서_한국동물병원협회.docx
@@ -165,7 +165,7 @@
       </w:tblGrid>
       <w:tr>
         <w:trPr>
-          <w:trHeight w:val="445" w:hRule="exact"/>
+          <w:trHeight w:val="455" w:hRule="exact"/>
         </w:trPr>
         <w:tc>
           <w:tcPr>
@@ -326,7 +326,7 @@
       </w:tr>
       <w:tr>
         <w:trPr>
-          <w:trHeight w:val="445" w:hRule="exact"/>
+          <w:trHeight w:val="455" w:hRule="exact"/>
         </w:trPr>
         <w:tc>
           <w:tcPr>
@@ -403,7 +403,7 @@
       </w:tr>
       <w:tr>
         <w:trPr>
-          <w:trHeight w:val="445" w:hRule="exact"/>
+          <w:trHeight w:val="455" w:hRule="exact"/>
         </w:trPr>
         <w:tc>
           <w:tcPr>
@@ -564,7 +564,7 @@
       </w:tr>
       <w:tr>
         <w:trPr>
-          <w:trHeight w:val="445" w:hRule="exact"/>
+          <w:trHeight w:val="455" w:hRule="exact"/>
         </w:trPr>
         <w:tc>
           <w:tcPr>
@@ -699,7 +699,7 @@
       </w:tr>
       <w:tr>
         <w:trPr>
-          <w:trHeight w:val="445" w:hRule="exact"/>
+          <w:trHeight w:val="455" w:hRule="exact"/>
         </w:trPr>
         <w:tc>
           <w:tcPr>
@@ -776,7 +776,7 @@
       </w:tr>
       <w:tr>
         <w:trPr>
-          <w:trHeight w:val="445" w:hRule="exact"/>
+          <w:trHeight w:val="455" w:hRule="exact"/>
         </w:trPr>
         <w:tc>
           <w:tcPr>
@@ -937,7 +937,7 @@
       </w:tr>
       <w:tr>
         <w:trPr>
-          <w:trHeight w:val="445" w:hRule="exact"/>
+          <w:trHeight w:val="455" w:hRule="exact"/>
         </w:trPr>
         <w:tc>
           <w:tcPr>

--- a/forms/01_수술마취/마취동의서_한국동물병원협회.docx
+++ b/forms/01_수술마취/마취동의서_한국동물병원협회.docx
@@ -3754,7 +3754,7 @@
             </w:tcBorders>
             <w:tcMar>
               <w:top w:type="dxa" w:w="0"/>
-              <w:left w:type="dxa" w:w="60"/>
+              <w:left w:type="dxa" w:w="40"/>
               <w:bottom w:type="dxa" w:w="0"/>
               <w:right w:type="dxa" w:w="0"/>
             </w:tcMar>
@@ -3762,7 +3762,7 @@
           </w:tcPr>
           <w:p>
             <w:pPr>
-              <w:spacing w:after="0" w:before="0" w:line="196" w:lineRule="exact"/>
+              <w:spacing w:after="0" w:before="0" w:line="182" w:lineRule="exact"/>
             </w:pPr>
             <w:r>
               <w:rPr>
@@ -3771,8 +3771,8 @@
                 <w:bCs w:val="false"/>
                 <w:snapToGrid w:val="false"/>
                 <w:color w:val="767676"/>
-                <w:sz w:val="14"/>
-                <w:szCs w:val="14"/>
+                <w:sz w:val="13"/>
+                <w:szCs w:val="13"/>
               </w:rPr>
               <w:t xml:space="preserve">(서명 또는 인)</w:t>
             </w:r>
@@ -3859,7 +3859,7 @@
             </w:tcBorders>
             <w:tcMar>
               <w:top w:type="dxa" w:w="0"/>
-              <w:left w:type="dxa" w:w="60"/>
+              <w:left w:type="dxa" w:w="40"/>
               <w:bottom w:type="dxa" w:w="0"/>
               <w:right w:type="dxa" w:w="0"/>
             </w:tcMar>
@@ -3867,7 +3867,7 @@
           </w:tcPr>
           <w:p>
             <w:pPr>
-              <w:spacing w:after="0" w:before="0" w:line="196" w:lineRule="exact"/>
+              <w:spacing w:after="0" w:before="0" w:line="182" w:lineRule="exact"/>
             </w:pPr>
             <w:r>
               <w:rPr>
@@ -3876,8 +3876,8 @@
                 <w:bCs w:val="false"/>
                 <w:snapToGrid w:val="false"/>
                 <w:color w:val="767676"/>
-                <w:sz w:val="14"/>
-                <w:szCs w:val="14"/>
+                <w:sz w:val="13"/>
+                <w:szCs w:val="13"/>
               </w:rPr>
               <w:t xml:space="preserve">(서명 또는 인)</w:t>
             </w:r>

--- a/forms/01_수술마취/마취동의서_한국동물병원협회.docx
+++ b/forms/01_수술마취/마취동의서_한국동물병원협회.docx
@@ -136,7 +136,7 @@
           <w:sz w:val="16"/>
           <w:szCs w:val="16"/>
         </w:rPr>
-        <w:t xml:space="preserve">본 동의서는 「수의사법」 제13조의2 및 같은 법 시행규칙 제13조의3에 따라 작성되었습니다.</w:t>
+        <w:t xml:space="preserve">본 동의서는 「수의사법」 제13조의2 및 같은 법 시행규칙 제13조의2에 따라 작성되었습니다.</w:t>
       </w:r>
     </w:p>
     <w:p>
@@ -633,8 +633,20 @@
           </w:tcPr>
           <w:p>
             <w:pPr>
-              <w:spacing w:after="0" w:before="0" w:line="240" w:lineRule="exact"/>
-            </w:pPr>
+              <w:spacing w:after="0" w:before="0" w:line="238" w:lineRule="exact"/>
+            </w:pPr>
+            <w:r>
+              <w:rPr>
+                <w:rFonts w:ascii="Malgun Gothic" w:eastAsia="Malgun Gothic" w:hAnsi="Malgun Gothic"/>
+                <w:b w:val="false"/>
+                <w:bCs w:val="false"/>
+                <w:snapToGrid w:val="false"/>
+                <w:color w:val="333333"/>
+                <w:sz w:val="17"/>
+                <w:szCs w:val="17"/>
+              </w:rPr>
+              <w:t xml:space="preserve">□ 암  □ 수    □ 중성화</w:t>
+            </w:r>
           </w:p>
         </w:tc>
         <w:tc>
@@ -3288,7 +3300,7 @@
                 <w:sz w:val="16"/>
                 <w:szCs w:val="16"/>
               </w:rPr>
-              <w:t xml:space="preserve">「수의사법」 제13조의2 및 같은 법 시행규칙 제13조의3에 따라 위와 같이 수의사로부터 수술등중대진료의 필요성 · 방법 · 내용과 전형적으로 발생이 예상되는 후유증 및 부작용에 관한 설명을 충분히 듣고 이해하였습니다. 이에 위 수술등중대진료 및 마취의 시행에 동의하며, 시행 과정에서 필요한 수의학적 판단과 처리를 담당 수의사에게 위임합니다.</w:t>
+              <w:t xml:space="preserve">「수의사법」 제13조의2 및 같은 법 시행규칙 제13조의2에 따라 위와 같이 수의사로부터 수술등중대진료의 필요성 · 방법 · 내용과 전형적으로 발생이 예상되는 후유증 및 부작용에 관한 설명을 충분히 듣고 이해하였습니다. 이에 위 수술등중대진료 및 마취의 시행에 동의하며, 시행 과정에서 필요한 수의학적 판단과 처리를 담당 수의사에게 위임합니다.</w:t>
             </w:r>
           </w:p>
           <w:p>

--- a/forms/01_수술마취/마취동의서_한국동물병원협회.docx
+++ b/forms/01_수술마취/마취동의서_한국동물병원협회.docx
@@ -633,7 +633,7 @@
           </w:tcPr>
           <w:p>
             <w:pPr>
-              <w:spacing w:after="0" w:before="0" w:line="238" w:lineRule="exact"/>
+              <w:spacing w:after="0" w:before="0" w:line="224" w:lineRule="exact"/>
             </w:pPr>
             <w:r>
               <w:rPr>
@@ -642,10 +642,10 @@
                 <w:bCs w:val="false"/>
                 <w:snapToGrid w:val="false"/>
                 <w:color w:val="333333"/>
-                <w:sz w:val="17"/>
-                <w:szCs w:val="17"/>
-              </w:rPr>
-              <w:t xml:space="preserve">□ 암  □ 수    □ 중성화</w:t>
+                <w:sz w:val="16"/>
+                <w:szCs w:val="16"/>
+              </w:rPr>
+              <w:t xml:space="preserve">□ 암  □ 수       □ 중성화</w:t>
             </w:r>
           </w:p>
         </w:tc>

--- a/forms/01_수술마취/마취동의서_한국동물병원협회.docx
+++ b/forms/01_수술마취/마취동의서_한국동물병원협회.docx
@@ -3301,24 +3301,6 @@
                 <w:szCs w:val="16"/>
               </w:rPr>
               <w:t xml:space="preserve">「수의사법」 제13조의2 및 같은 법 시행규칙 제13조의2에 따라 위와 같이 수의사로부터 수술등중대진료의 필요성 · 방법 · 내용과 전형적으로 발생이 예상되는 후유증 및 부작용에 관한 설명을 충분히 듣고 이해하였습니다. 이에 위 수술등중대진료 및 마취의 시행에 동의하며, 시행 과정에서 필요한 수의학적 판단과 처리를 담당 수의사에게 위임합니다.</w:t>
-            </w:r>
-          </w:p>
-          <w:p>
-            <w:pPr>
-              <w:spacing w:after="0" w:before="0" w:line="224" w:lineRule="exact"/>
-              <w:jc w:val="center"/>
-            </w:pPr>
-            <w:r>
-              <w:rPr>
-                <w:rFonts w:ascii="Malgun Gothic" w:eastAsia="Malgun Gothic" w:hAnsi="Malgun Gothic"/>
-                <w:b w:val="false"/>
-                <w:bCs w:val="false"/>
-                <w:snapToGrid w:val="false"/>
-                <w:color w:val="333333"/>
-                <w:sz w:val="16"/>
-                <w:szCs w:val="16"/>
-              </w:rPr>
-              <w:t xml:space="preserve">*기타 내용이 발생할 경우 별지를 포함합니다.</w:t>
             </w:r>
           </w:p>
         </w:tc>
